--- a/public/GROUP4_Unit2_Combinatorics_Report.docx
+++ b/public/GROUP4_Unit2_Combinatorics_Report.docx
@@ -8,9 +8,10 @@
       </w:pPr>
       <w:r>
         <w:rPr>
+          <w:rFonts w:ascii="Calibri" w:hAnsi="Calibri"/>
           <w:b/>
-          <w:color w:val="0A1816"/>
-          <w:sz w:val="40"/>
+          <w:color w:val="0A241C"/>
+          <w:sz w:val="48"/>
         </w:rPr>
         <w:t>Unit II — Combinatorics</w:t>
       </w:r>
@@ -22,10 +23,10 @@
       <w:r>
         <w:rPr>
           <w:i/>
-          <w:color w:val="4A90D9"/>
-          <w:sz w:val="22"/>
+          <w:color w:val="1282A2"/>
+          <w:sz w:val="26"/>
         </w:rPr>
-        <w:t>Counting Symptom Sets: Exactly, At Least, and Ordered Selections</w:t>
+        <w:t>Counting Symptom Sets: Combinations, Permutations, and the Power of Subsets</w:t>
       </w:r>
     </w:p>
     <w:p>
@@ -35,9 +36,21 @@
       <w:r>
         <w:rPr>
           <w:color w:val="5A5A5A"/>
-          <w:sz w:val="20"/>
+          <w:sz w:val="22"/>
         </w:rPr>
-        <w:t>GROUP 4  •  Discrete Mathematics  •  August 28, 2026</w:t>
+        <w:t>GROUP 4 — Discrete Mathematics</w:t>
+      </w:r>
+    </w:p>
+    <w:p>
+      <w:pPr>
+        <w:jc w:val="center"/>
+      </w:pPr>
+      <w:r>
+        <w:rPr>
+          <w:color w:val="5A5A5A"/>
+          <w:sz w:val="22"/>
+        </w:rPr>
+        <w:t>Mini R&amp;D Report — August 28, 2026</w:t>
       </w:r>
     </w:p>
     <w:p>
@@ -50,75 +63,103 @@
           <w:color w:val="965050"/>
           <w:sz w:val="18"/>
         </w:rPr>
-        <w:t>Educational mathematics assignment — not medical advice.</w:t>
+        <w:t>This is an educational mathematics assignment demonstrating the application of discrete mathematics to a hypothetical medical diagnosis system. It does not constitute medical advice.</w:t>
       </w:r>
     </w:p>
     <w:p>
       <w:pPr>
-        <w:pStyle w:val="Heading1"/>
+        <w:jc w:val="center"/>
       </w:pPr>
       <w:r>
-        <w:t>1. Case Title (Unit II Focus)</w:t>
+        <w:rPr>
+          <w:color w:val="C8C8C8"/>
+          <w:sz w:val="16"/>
+        </w:rPr>
+        <w:t>━━━━━━━━━━━━━━━━━━━━━━━━━━━━━━━━━━━━━━━━</w:t>
       </w:r>
     </w:p>
     <w:p>
+      <w:pPr>
+        <w:pStyle w:val="Heading1"/>
+      </w:pPr>
       <w:r>
-        <w:rPr>
-          <w:b w:val="0"/>
-          <w:i w:val="0"/>
-        </w:rPr>
-        <w:t>Sizing the search space when the triage engine narrows a 12-symptom database to a 5-symptom core.</w:t>
+        <w:t>1. Title of the Case Study</w:t>
       </w:r>
     </w:p>
     <w:p>
       <w:pPr>
-        <w:pStyle w:val="Heading1"/>
+        <w:spacing w:after="120"/>
       </w:pPr>
       <w:r>
-        <w:t>2. Problem Statement (Unit II)</w:t>
+        <w:rPr>
+          <w:rFonts w:ascii="Calibri" w:hAnsi="Calibri"/>
+          <w:b/>
+          <w:i w:val="0"/>
+          <w:sz w:val="26"/>
+        </w:rPr>
+        <w:t>Sizing the Search Space for a Symptom-Based Triage Engine: Exactly, At Least, and Ordered Selections from a 12-Symptom Database</w:t>
       </w:r>
     </w:p>
     <w:p>
+      <w:pPr>
+        <w:spacing w:after="120"/>
+      </w:pPr>
       <w:r>
         <w:rPr>
+          <w:rFonts w:ascii="Calibri" w:hAnsi="Calibri"/>
           <w:b w:val="0"/>
           <w:i w:val="0"/>
+          <w:sz w:val="22"/>
         </w:rPr>
-        <w:t>For n = 12, k = 5: how many distinct sets can the system examine under three policies — exactly five, at least five, and ordered five? Under-counting wastes coverage; over-counting explodes storage/UI.</w:t>
       </w:r>
     </w:p>
     <w:p>
       <w:pPr>
-        <w:pStyle w:val="Heading1"/>
+        <w:pStyle w:val="Heading2"/>
       </w:pPr>
       <w:r>
-        <w:t>3. Real-world Context</w:t>
+        <w:t>Overview</w:t>
       </w:r>
     </w:p>
     <w:p>
+      <w:pPr>
+        <w:spacing w:after="120"/>
+      </w:pPr>
       <w:r>
         <w:rPr>
+          <w:rFonts w:ascii="Calibri" w:hAnsi="Calibri"/>
           <w:b w:val="0"/>
           <w:i w:val="0"/>
+          <w:sz w:val="22"/>
         </w:rPr>
-        <w:t>A 12-item checklist is filtered to five for a rapid screen. Capacity planners must know how many test cases to generate and whether a ranked selector (order matters) is worth its 120× cost.</w:t>
+        <w:t>A medical triage engine must narrow a database of n = 12 possible symptoms down to k = 5 for a rapid screening panel. The design question is: how many different 5-symptom combinations can the system examine? The answer depends on the selection policy — whether order matters, whether 'at least 5' is acceptable, and whether duplicates are permitted.</w:t>
       </w:r>
     </w:p>
     <w:p>
       <w:pPr>
-        <w:pStyle w:val="Heading1"/>
+        <w:spacing w:after="120"/>
       </w:pPr>
       <w:r>
-        <w:t>4. Mathematical Concept Used</w:t>
+        <w:rPr>
+          <w:rFonts w:ascii="Calibri" w:hAnsi="Calibri"/>
+          <w:b w:val="0"/>
+          <w:i w:val="0"/>
+          <w:sz w:val="22"/>
+        </w:rPr>
       </w:r>
     </w:p>
     <w:p>
+      <w:pPr>
+        <w:spacing w:after="120"/>
+      </w:pPr>
       <w:r>
         <w:rPr>
+          <w:rFonts w:ascii="Calibri" w:hAnsi="Calibri"/>
           <w:b w:val="0"/>
           <w:i w:val="0"/>
+          <w:sz w:val="22"/>
         </w:rPr>
-        <w:t>Binomial coefficients C(n,k)=n!/(k!(n−k)!), permutations P(n,k)=n!/(n−k)!, power-set identity 2ⁿ=Σ C(n,k), complement principle, and the identity P(n,k)=C(n,k)·k!.</w:t>
+        <w:t>This report computes the exact counts for three fundamental policies using binomial coefficients, permutations, and power-set identities. The results are verified computationally using exact integer arithmetic (no floating-point approximations) and deployed in a live interactive calculator.</w:t>
       </w:r>
     </w:p>
     <w:p>
@@ -126,68 +167,151 @@
         <w:pStyle w:val="Heading1"/>
       </w:pPr>
       <w:r>
-        <w:t>5. Mathematical Formulation</w:t>
+        <w:t>2. Problem Statement</w:t>
       </w:r>
     </w:p>
     <w:p>
+      <w:pPr>
+        <w:spacing w:after="120"/>
+      </w:pPr>
       <w:r>
         <w:rPr>
-          <w:b w:val="0"/>
+          <w:rFonts w:ascii="Calibri" w:hAnsi="Calibri"/>
+          <w:b/>
           <w:i w:val="0"/>
+          <w:sz w:val="22"/>
         </w:rPr>
-        <w:t>Universe U, |U|=12. Exactly-k: C(12,5). At-least-k: Σ_{i=5}^{12} C(12,i)=2¹²−Σ_{i=0}^{4} C(12,i). Ordered-k: P(12,5).</w:t>
+        <w:t>Given a database of n = 12 distinct symptoms and a screening panel of exactly k = 5 symptoms, compute:</w:t>
       </w:r>
     </w:p>
     <w:p>
       <w:pPr>
-        <w:pStyle w:val="Heading1"/>
+        <w:spacing w:after="120"/>
       </w:pPr>
       <w:r>
-        <w:t>6. Analysis / Solution</w:t>
+        <w:rPr>
+          <w:rFonts w:ascii="Calibri" w:hAnsi="Calibri"/>
+          <w:b w:val="0"/>
+          <w:i w:val="0"/>
+          <w:sz w:val="22"/>
+        </w:rPr>
       </w:r>
     </w:p>
     <w:p>
+      <w:pPr>
+        <w:spacing w:after="60"/>
+      </w:pPr>
       <w:r>
-        <w:rPr>
-          <w:b w:val="0"/>
-          <w:i w:val="0"/>
-        </w:rPr>
-        <w:t>C(12,5)=12!/(5!·7!)=(12·11·10·9·8)/(120)=95,040/120=792.</w:t>
+        <w:t>1. Exactly 5: How many distinct 5-symptom subsets exist? (Combination: C(12, 5))</w:t>
       </w:r>
     </w:p>
     <w:p>
+      <w:pPr>
+        <w:spacing w:after="60"/>
+      </w:pPr>
       <w:r>
-        <w:rPr>
-          <w:b w:val="0"/>
-          <w:i w:val="0"/>
-        </w:rPr>
-        <w:t>At least five: total 4096 − (1+12+66+220+495)=4096−794=3302. Direct sum: 792+924+792+495+220+66+12+1=3302 ✓.</w:t>
+        <w:t>2. At least 5: How many subsets have size 5 or more? (Sum of combinations: Σ C(12, i) for i = 5 to 12)</w:t>
       </w:r>
     </w:p>
     <w:p>
+      <w:pPr>
+        <w:spacing w:after="60"/>
+      </w:pPr>
       <w:r>
-        <w:rPr>
-          <w:b w:val="0"/>
-          <w:i w:val="0"/>
-        </w:rPr>
-        <w:t>Ordered five: P(12,5)=12!/7!=12·11·10·9·8=95,040=792·120. Ordering multiplies by 5!; relaxing “exactly five” to “at least five” multiplies by ~4.17.</w:t>
+        <w:t>3. Ordered 5: How many ordered sequences of 5 distinct symptoms exist? (Permutation: P(12, 5))</w:t>
       </w:r>
     </w:p>
     <w:p>
       <w:pPr>
-        <w:pStyle w:val="Heading1"/>
+        <w:spacing w:after="120"/>
       </w:pPr>
       <w:r>
-        <w:t>7. Diagram / Tables</w:t>
+        <w:rPr>
+          <w:rFonts w:ascii="Calibri" w:hAnsi="Calibri"/>
+          <w:b w:val="0"/>
+          <w:i w:val="0"/>
+          <w:sz w:val="22"/>
+        </w:rPr>
       </w:r>
     </w:p>
     <w:p>
+      <w:pPr>
+        <w:spacing w:after="120"/>
+      </w:pPr>
       <w:r>
         <w:rPr>
+          <w:rFonts w:ascii="Calibri" w:hAnsi="Calibri"/>
+          <w:b/>
+          <w:i w:val="0"/>
+          <w:sz w:val="22"/>
+        </w:rPr>
+        <w:t>Additional questions:</w:t>
+      </w:r>
+    </w:p>
+    <w:p>
+      <w:pPr>
+        <w:pStyle w:val="ListBullet"/>
+        <w:spacing w:after="60"/>
+      </w:pPr>
+      <w:r>
+        <w:t>Verify the identity P(n,k) = C(n,k) × k! computationally.</w:t>
+      </w:r>
+    </w:p>
+    <w:p>
+      <w:pPr>
+        <w:pStyle w:val="ListBullet"/>
+        <w:spacing w:after="60"/>
+      </w:pPr>
+      <w:r>
+        <w:t>Verify the power-set identity 2ⁿ = Σ C(n,k) for k = 0 to n.</w:t>
+      </w:r>
+    </w:p>
+    <w:p>
+      <w:pPr>
+        <w:pStyle w:val="ListBullet"/>
+        <w:spacing w:after="60"/>
+      </w:pPr>
+      <w:r>
+        <w:t>Discuss the practical implications of each count for system design.</w:t>
+      </w:r>
+    </w:p>
+    <w:p>
+      <w:pPr>
+        <w:pStyle w:val="ListBullet"/>
+        <w:spacing w:after="60"/>
+      </w:pPr>
+      <w:r>
+        <w:t>Explore how changing n and k affects the computational complexity.</w:t>
+      </w:r>
+    </w:p>
+    <w:p>
+      <w:pPr>
+        <w:pStyle w:val="Heading1"/>
+      </w:pPr>
+      <w:r>
+        <w:t>3. Real-World Context</w:t>
+      </w:r>
+    </w:p>
+    <w:p>
+      <w:pPr>
+        <w:pStyle w:val="Heading2"/>
+      </w:pPr>
+      <w:r>
+        <w:t>The 12-Symptom Triage Database</w:t>
+      </w:r>
+    </w:p>
+    <w:p>
+      <w:pPr>
+        <w:spacing w:after="120"/>
+      </w:pPr>
+      <w:r>
+        <w:rPr>
+          <w:rFonts w:ascii="Calibri" w:hAnsi="Calibri"/>
           <w:b w:val="0"/>
           <w:i w:val="0"/>
+          <w:sz w:val="22"/>
         </w:rPr>
-        <w:t>Three policies as cards and a summary table:</w:t>
+        <w:t>Our triage engine tracks 12 symptoms across 4 body systems:</w:t>
       </w:r>
     </w:p>
     <w:tbl>
@@ -198,85 +322,86 @@
         <w:tblLook w:firstColumn="1" w:firstRow="1" w:lastColumn="0" w:lastRow="0" w:noHBand="0" w:noVBand="1" w:val="04A0"/>
       </w:tblPr>
       <w:tblGrid>
-        <w:gridCol w:w="2556"/>
-        <w:gridCol w:w="2556"/>
-        <w:gridCol w:w="2556"/>
-        <w:gridCol w:w="2556"/>
+        <w:gridCol w:w="3216"/>
+        <w:gridCol w:w="3216"/>
+        <w:gridCol w:w="3216"/>
       </w:tblGrid>
       <w:tr>
         <w:tc>
           <w:tcPr>
-            <w:tcW w:type="dxa" w:w="2556"/>
-            <w:shd w:val="clear" w:fill="D9E2F3"/>
+            <w:tcW w:type="dxa" w:w="3216"/>
+            <w:shd w:val="clear" w:fill="1282A2"/>
           </w:tcPr>
           <w:p>
             <w:pPr>
               <w:jc w:val="center"/>
             </w:pPr>
-            <w:r/>
+            <w:r>
+              <w:rPr>
+                <w:color w:val="FEFCFB"/>
+              </w:rPr>
+            </w:r>
             <w:r>
               <w:rPr>
                 <w:rFonts w:ascii="Calibri" w:hAnsi="Calibri"/>
                 <w:b/>
+                <w:i w:val="0"/>
+                <w:color w:val="FEFCFB"/>
+                <w:sz w:val="20"/>
               </w:rPr>
-              <w:t>Policy</w:t>
+              <w:t>Category</w:t>
             </w:r>
           </w:p>
         </w:tc>
         <w:tc>
           <w:tcPr>
-            <w:tcW w:type="dxa" w:w="2556"/>
-            <w:shd w:val="clear" w:fill="D9E2F3"/>
+            <w:tcW w:type="dxa" w:w="3216"/>
+            <w:shd w:val="clear" w:fill="1282A2"/>
           </w:tcPr>
           <w:p>
             <w:pPr>
               <w:jc w:val="center"/>
             </w:pPr>
-            <w:r/>
+            <w:r>
+              <w:rPr>
+                <w:color w:val="FEFCFB"/>
+              </w:rPr>
+            </w:r>
             <w:r>
               <w:rPr>
                 <w:rFonts w:ascii="Calibri" w:hAnsi="Calibri"/>
                 <w:b/>
+                <w:i w:val="0"/>
+                <w:color w:val="FEFCFB"/>
+                <w:sz w:val="20"/>
               </w:rPr>
-              <w:t>Formula</w:t>
+              <w:t>Symptoms</w:t>
             </w:r>
           </w:p>
         </w:tc>
         <w:tc>
           <w:tcPr>
-            <w:tcW w:type="dxa" w:w="2556"/>
-            <w:shd w:val="clear" w:fill="D9E2F3"/>
+            <w:tcW w:type="dxa" w:w="3216"/>
+            <w:shd w:val="clear" w:fill="1282A2"/>
           </w:tcPr>
           <w:p>
             <w:pPr>
               <w:jc w:val="center"/>
             </w:pPr>
-            <w:r/>
+            <w:r>
+              <w:rPr>
+                <w:color w:val="FEFCFB"/>
+              </w:rPr>
+            </w:r>
             <w:r>
               <w:rPr>
                 <w:rFonts w:ascii="Calibri" w:hAnsi="Calibri"/>
                 <w:b/>
+                <w:i w:val="0"/>
+                <w:color w:val="FEFCFB"/>
+                <w:sz w:val="20"/>
               </w:rPr>
               <w:t>Count</w:t>
-            </w:r>
-          </w:p>
-        </w:tc>
-        <w:tc>
-          <w:tcPr>
-            <w:tcW w:type="dxa" w:w="2556"/>
-            <w:shd w:val="clear" w:fill="D9E2F3"/>
-          </w:tcPr>
-          <w:p>
-            <w:pPr>
-              <w:jc w:val="center"/>
-            </w:pPr>
-            <w:r/>
-            <w:r>
-              <w:rPr>
-                <w:rFonts w:ascii="Calibri" w:hAnsi="Calibri"/>
-                <w:b/>
-              </w:rPr>
-              <w:t>Interpretation</w:t>
             </w:r>
           </w:p>
         </w:tc>
@@ -284,7 +409,7 @@
       <w:tr>
         <w:tc>
           <w:tcPr>
-            <w:tcW w:type="dxa" w:w="2556"/>
+            <w:tcW w:type="dxa" w:w="3216"/>
           </w:tcPr>
           <w:p>
             <w:pPr>
@@ -295,14 +420,16 @@
               <w:rPr>
                 <w:rFonts w:ascii="Calibri" w:hAnsi="Calibri"/>
                 <w:b w:val="0"/>
+                <w:i w:val="0"/>
+                <w:sz w:val="20"/>
               </w:rPr>
-              <w:t>Exactly 5</w:t>
+              <w:t>Respiratory</w:t>
             </w:r>
           </w:p>
         </w:tc>
         <w:tc>
           <w:tcPr>
-            <w:tcW w:type="dxa" w:w="2556"/>
+            <w:tcW w:type="dxa" w:w="3216"/>
           </w:tcPr>
           <w:p>
             <w:pPr>
@@ -313,14 +440,16 @@
               <w:rPr>
                 <w:rFonts w:ascii="Calibri" w:hAnsi="Calibri"/>
                 <w:b w:val="0"/>
+                <w:i w:val="0"/>
+                <w:sz w:val="20"/>
               </w:rPr>
-              <w:t>C(12,5)</w:t>
+              <w:t>Cough, Shortness of breath, Wheezing, Sore throat</w:t>
             </w:r>
           </w:p>
         </w:tc>
         <w:tc>
           <w:tcPr>
-            <w:tcW w:type="dxa" w:w="2556"/>
+            <w:tcW w:type="dxa" w:w="3216"/>
           </w:tcPr>
           <w:p>
             <w:pPr>
@@ -331,14 +460,19 @@
               <w:rPr>
                 <w:rFonts w:ascii="Calibri" w:hAnsi="Calibri"/>
                 <w:b w:val="0"/>
+                <w:i w:val="0"/>
+                <w:sz w:val="20"/>
               </w:rPr>
-              <w:t>792</w:t>
+              <w:t>4</w:t>
             </w:r>
           </w:p>
         </w:tc>
+      </w:tr>
+      <w:tr>
         <w:tc>
           <w:tcPr>
-            <w:tcW w:type="dxa" w:w="2556"/>
+            <w:tcW w:type="dxa" w:w="3216"/>
+            <w:shd w:val="clear" w:fill="F0F4F8"/>
           </w:tcPr>
           <w:p>
             <w:pPr>
@@ -349,16 +483,17 @@
               <w:rPr>
                 <w:rFonts w:ascii="Calibri" w:hAnsi="Calibri"/>
                 <w:b w:val="0"/>
+                <w:i w:val="0"/>
+                <w:sz w:val="20"/>
               </w:rPr>
-              <w:t>One 5-set, order ignored</w:t>
+              <w:t>Constitutional</w:t>
             </w:r>
           </w:p>
         </w:tc>
-      </w:tr>
-      <w:tr>
         <w:tc>
           <w:tcPr>
-            <w:tcW w:type="dxa" w:w="2556"/>
+            <w:tcW w:type="dxa" w:w="3216"/>
+            <w:shd w:val="clear" w:fill="F0F4F8"/>
           </w:tcPr>
           <w:p>
             <w:pPr>
@@ -369,14 +504,17 @@
               <w:rPr>
                 <w:rFonts w:ascii="Calibri" w:hAnsi="Calibri"/>
                 <w:b w:val="0"/>
+                <w:i w:val="0"/>
+                <w:sz w:val="20"/>
               </w:rPr>
-              <w:t>At least 5</w:t>
+              <w:t>Fever, Fatigue, Weight loss, Night sweats</w:t>
             </w:r>
           </w:p>
         </w:tc>
         <w:tc>
           <w:tcPr>
-            <w:tcW w:type="dxa" w:w="2556"/>
+            <w:tcW w:type="dxa" w:w="3216"/>
+            <w:shd w:val="clear" w:fill="F0F4F8"/>
           </w:tcPr>
           <w:p>
             <w:pPr>
@@ -387,14 +525,18 @@
               <w:rPr>
                 <w:rFonts w:ascii="Calibri" w:hAnsi="Calibri"/>
                 <w:b w:val="0"/>
+                <w:i w:val="0"/>
+                <w:sz w:val="20"/>
               </w:rPr>
-              <w:t>Σ C(12,k), k=5…12</w:t>
+              <w:t>4</w:t>
             </w:r>
           </w:p>
         </w:tc>
+      </w:tr>
+      <w:tr>
         <w:tc>
           <w:tcPr>
-            <w:tcW w:type="dxa" w:w="2556"/>
+            <w:tcW w:type="dxa" w:w="3216"/>
           </w:tcPr>
           <w:p>
             <w:pPr>
@@ -405,14 +547,16 @@
               <w:rPr>
                 <w:rFonts w:ascii="Calibri" w:hAnsi="Calibri"/>
                 <w:b w:val="0"/>
+                <w:i w:val="0"/>
+                <w:sz w:val="20"/>
               </w:rPr>
-              <w:t>3,302</w:t>
+              <w:t>Dermatological</w:t>
             </w:r>
           </w:p>
         </w:tc>
         <w:tc>
           <w:tcPr>
-            <w:tcW w:type="dxa" w:w="2556"/>
+            <w:tcW w:type="dxa" w:w="3216"/>
           </w:tcPr>
           <w:p>
             <w:pPr>
@@ -423,16 +567,16 @@
               <w:rPr>
                 <w:rFonts w:ascii="Calibri" w:hAnsi="Calibri"/>
                 <w:b w:val="0"/>
+                <w:i w:val="0"/>
+                <w:sz w:val="20"/>
               </w:rPr>
-              <w:t>Any superset of 5</w:t>
+              <w:t>Rash, Itching, Skin discoloration</w:t>
             </w:r>
           </w:p>
         </w:tc>
-      </w:tr>
-      <w:tr>
         <w:tc>
           <w:tcPr>
-            <w:tcW w:type="dxa" w:w="2556"/>
+            <w:tcW w:type="dxa" w:w="3216"/>
           </w:tcPr>
           <w:p>
             <w:pPr>
@@ -443,14 +587,19 @@
               <w:rPr>
                 <w:rFonts w:ascii="Calibri" w:hAnsi="Calibri"/>
                 <w:b w:val="0"/>
+                <w:i w:val="0"/>
+                <w:sz w:val="20"/>
               </w:rPr>
-              <w:t>Ordered 5</w:t>
+              <w:t>3</w:t>
             </w:r>
           </w:p>
         </w:tc>
+      </w:tr>
+      <w:tr>
         <w:tc>
           <w:tcPr>
-            <w:tcW w:type="dxa" w:w="2556"/>
+            <w:tcW w:type="dxa" w:w="3216"/>
+            <w:shd w:val="clear" w:fill="F0F4F8"/>
           </w:tcPr>
           <w:p>
             <w:pPr>
@@ -461,14 +610,17 @@
               <w:rPr>
                 <w:rFonts w:ascii="Calibri" w:hAnsi="Calibri"/>
                 <w:b w:val="0"/>
+                <w:i w:val="0"/>
+                <w:sz w:val="20"/>
               </w:rPr>
-              <w:t>P(12,5)</w:t>
+              <w:t>Neurological</w:t>
             </w:r>
           </w:p>
         </w:tc>
         <w:tc>
           <w:tcPr>
-            <w:tcW w:type="dxa" w:w="2556"/>
+            <w:tcW w:type="dxa" w:w="3216"/>
+            <w:shd w:val="clear" w:fill="F0F4F8"/>
           </w:tcPr>
           <w:p>
             <w:pPr>
@@ -479,14 +631,17 @@
               <w:rPr>
                 <w:rFonts w:ascii="Calibri" w:hAnsi="Calibri"/>
                 <w:b w:val="0"/>
+                <w:i w:val="0"/>
+                <w:sz w:val="20"/>
               </w:rPr>
-              <w:t>95,040</w:t>
+              <w:t>Headache</w:t>
             </w:r>
           </w:p>
         </w:tc>
         <w:tc>
           <w:tcPr>
-            <w:tcW w:type="dxa" w:w="2556"/>
+            <w:tcW w:type="dxa" w:w="3216"/>
+            <w:shd w:val="clear" w:fill="F0F4F8"/>
           </w:tcPr>
           <w:p>
             <w:pPr>
@@ -497,8 +652,10 @@
               <w:rPr>
                 <w:rFonts w:ascii="Calibri" w:hAnsi="Calibri"/>
                 <w:b w:val="0"/>
+                <w:i w:val="0"/>
+                <w:sz w:val="20"/>
               </w:rPr>
-              <w:t>5 ranked by severity</w:t>
+              <w:t>1</w:t>
             </w:r>
           </w:p>
         </w:tc>
@@ -506,6 +663,4097 @@
     </w:tbl>
     <w:p>
       <w:pPr>
+        <w:jc w:val="center"/>
+      </w:pPr>
+      <w:r>
+        <w:rPr>
+          <w:i/>
+          <w:color w:val="5A5A5A"/>
+          <w:sz w:val="18"/>
+        </w:rPr>
+        <w:t>Table 1: The 12-symptom database organised by body system.</w:t>
+      </w:r>
+    </w:p>
+    <w:p>
+      <w:pPr>
+        <w:spacing w:after="120"/>
+      </w:pPr>
+      <w:r>
+        <w:rPr>
+          <w:rFonts w:ascii="Calibri" w:hAnsi="Calibri"/>
+          <w:b w:val="0"/>
+          <w:i w:val="0"/>
+          <w:sz w:val="22"/>
+        </w:rPr>
+      </w:r>
+    </w:p>
+    <w:p>
+      <w:pPr>
+        <w:pStyle w:val="Heading2"/>
+      </w:pPr>
+      <w:r>
+        <w:t>Why Counting Matters</w:t>
+      </w:r>
+    </w:p>
+    <w:p>
+      <w:pPr>
+        <w:spacing w:after="120"/>
+      </w:pPr>
+      <w:r>
+        <w:rPr>
+          <w:rFonts w:ascii="Calibri" w:hAnsi="Calibri"/>
+          <w:b w:val="0"/>
+          <w:i w:val="0"/>
+          <w:sz w:val="22"/>
+        </w:rPr>
+        <w:t>The count of possible symptom combinations directly impacts:</w:t>
+      </w:r>
+    </w:p>
+    <w:p>
+      <w:pPr>
+        <w:pStyle w:val="ListBullet"/>
+        <w:spacing w:after="60"/>
+      </w:pPr>
+      <w:r>
+        <w:t>Test case generation: QA teams need to know how many distinct symptom panels exist to assess test coverage.</w:t>
+      </w:r>
+    </w:p>
+    <w:p>
+      <w:pPr>
+        <w:pStyle w:val="ListBullet"/>
+        <w:spacing w:after="60"/>
+      </w:pPr>
+      <w:r>
+        <w:t>UI design: If C(12,5) = 792, a dropdown with 792 options is manageable. If P(12,5) = 95,040, a ranked list requires virtualised rendering.</w:t>
+      </w:r>
+    </w:p>
+    <w:p>
+      <w:pPr>
+        <w:pStyle w:val="ListBullet"/>
+        <w:spacing w:after="60"/>
+      </w:pPr>
+      <w:r>
+        <w:t>Storage: Each combination might map to a precomputed diagnosis. 792 combinations need far less storage than 95,040.</w:t>
+      </w:r>
+    </w:p>
+    <w:p>
+      <w:pPr>
+        <w:pStyle w:val="ListBullet"/>
+        <w:spacing w:after="60"/>
+      </w:pPr>
+      <w:r>
+        <w:t>Clinician workflow: 'At least 5' (3,302 options) gives flexibility but increases cognitive load.</w:t>
+      </w:r>
+    </w:p>
+    <w:p>
+      <w:pPr>
+        <w:pStyle w:val="ListBullet"/>
+        <w:spacing w:after="60"/>
+      </w:pPr>
+      <w:r>
+        <w:t>Regulatory compliance: The system must document its search space for audit purposes.</w:t>
+      </w:r>
+    </w:p>
+    <w:p>
+      <w:pPr>
+        <w:pStyle w:val="Heading1"/>
+      </w:pPr>
+      <w:r>
+        <w:t>4. Mathematical Concept Used</w:t>
+      </w:r>
+    </w:p>
+    <w:p>
+      <w:pPr>
+        <w:pStyle w:val="Heading2"/>
+      </w:pPr>
+      <w:r>
+        <w:t>Combinations (Binomial Coefficients)</w:t>
+      </w:r>
+    </w:p>
+    <w:p>
+      <w:pPr>
+        <w:spacing w:after="120"/>
+      </w:pPr>
+      <w:r>
+        <w:rPr>
+          <w:rFonts w:ascii="Calibri" w:hAnsi="Calibri"/>
+          <w:b w:val="0"/>
+          <w:i w:val="0"/>
+          <w:sz w:val="22"/>
+        </w:rPr>
+        <w:t>The binomial coefficient C(n, k) counts the number of ways to choose k elements from a set of n distinct elements, where order does not matter and no element is repeated:</w:t>
+      </w:r>
+    </w:p>
+    <w:p>
+      <w:pPr>
+        <w:spacing w:after="120"/>
+      </w:pPr>
+      <w:r>
+        <w:rPr>
+          <w:rFonts w:ascii="Calibri" w:hAnsi="Calibri"/>
+          <w:b/>
+          <w:i w:val="0"/>
+          <w:sz w:val="24"/>
+        </w:rPr>
+        <w:t>C(n, k) = n! / (k! × (n-k)!)</w:t>
+      </w:r>
+    </w:p>
+    <w:p>
+      <w:pPr>
+        <w:spacing w:after="120"/>
+      </w:pPr>
+      <w:r>
+        <w:rPr>
+          <w:rFonts w:ascii="Calibri" w:hAnsi="Calibri"/>
+          <w:b w:val="0"/>
+          <w:i w:val="0"/>
+          <w:sz w:val="22"/>
+        </w:rPr>
+      </w:r>
+    </w:p>
+    <w:p>
+      <w:pPr>
+        <w:spacing w:after="120"/>
+      </w:pPr>
+      <w:r>
+        <w:rPr>
+          <w:rFonts w:ascii="Calibri" w:hAnsi="Calibri"/>
+          <w:b w:val="0"/>
+          <w:i w:val="0"/>
+          <w:sz w:val="22"/>
+        </w:rPr>
+        <w:t>Key properties:</w:t>
+      </w:r>
+    </w:p>
+    <w:p>
+      <w:pPr>
+        <w:pStyle w:val="ListBullet"/>
+        <w:spacing w:after="60"/>
+      </w:pPr>
+      <w:r>
+        <w:t>C(n, 0) = C(n, n) = 1 (there's exactly one way to choose nothing or everything)</w:t>
+      </w:r>
+    </w:p>
+    <w:p>
+      <w:pPr>
+        <w:pStyle w:val="ListBullet"/>
+        <w:spacing w:after="60"/>
+      </w:pPr>
+      <w:r>
+        <w:t>C(n, k) = C(n, n-k) (choosing k to include is equivalent to choosing n-k to exclude)</w:t>
+      </w:r>
+    </w:p>
+    <w:p>
+      <w:pPr>
+        <w:pStyle w:val="ListBullet"/>
+        <w:spacing w:after="60"/>
+      </w:pPr>
+      <w:r>
+        <w:t>C(n, 1) = n (choosing one element from n)</w:t>
+      </w:r>
+    </w:p>
+    <w:p>
+      <w:pPr>
+        <w:pStyle w:val="ListBullet"/>
+        <w:spacing w:after="60"/>
+      </w:pPr>
+      <w:r>
+        <w:t>C(n, k) = 0 when k &gt; n (can't choose more than exist)</w:t>
+      </w:r>
+    </w:p>
+    <w:p>
+      <w:pPr>
+        <w:spacing w:after="120"/>
+      </w:pPr>
+      <w:r>
+        <w:rPr>
+          <w:rFonts w:ascii="Calibri" w:hAnsi="Calibri"/>
+          <w:b w:val="0"/>
+          <w:i w:val="0"/>
+          <w:sz w:val="22"/>
+        </w:rPr>
+      </w:r>
+    </w:p>
+    <w:p>
+      <w:pPr>
+        <w:pStyle w:val="Heading2"/>
+      </w:pPr>
+      <w:r>
+        <w:t>Permutations</w:t>
+      </w:r>
+    </w:p>
+    <w:p>
+      <w:pPr>
+        <w:spacing w:after="120"/>
+      </w:pPr>
+      <w:r>
+        <w:rPr>
+          <w:rFonts w:ascii="Calibri" w:hAnsi="Calibri"/>
+          <w:b w:val="0"/>
+          <w:i w:val="0"/>
+          <w:sz w:val="22"/>
+        </w:rPr>
+        <w:t>The permutation P(n, k) counts ordered selections:</w:t>
+      </w:r>
+    </w:p>
+    <w:p>
+      <w:pPr>
+        <w:spacing w:after="120"/>
+      </w:pPr>
+      <w:r>
+        <w:rPr>
+          <w:rFonts w:ascii="Calibri" w:hAnsi="Calibri"/>
+          <w:b/>
+          <w:i w:val="0"/>
+          <w:sz w:val="24"/>
+        </w:rPr>
+        <w:t>P(n, k) = n! / (n-k)!</w:t>
+      </w:r>
+    </w:p>
+    <w:p>
+      <w:pPr>
+        <w:spacing w:after="120"/>
+      </w:pPr>
+      <w:r>
+        <w:rPr>
+          <w:rFonts w:ascii="Calibri" w:hAnsi="Calibri"/>
+          <w:b w:val="0"/>
+          <w:i w:val="0"/>
+          <w:sz w:val="22"/>
+        </w:rPr>
+      </w:r>
+    </w:p>
+    <w:p>
+      <w:pPr>
+        <w:spacing w:after="120"/>
+      </w:pPr>
+      <w:r>
+        <w:rPr>
+          <w:rFonts w:ascii="Calibri" w:hAnsi="Calibri"/>
+          <w:b w:val="0"/>
+          <w:i w:val="0"/>
+          <w:sz w:val="22"/>
+        </w:rPr>
+        <w:t>The fundamental relationship:</w:t>
+      </w:r>
+    </w:p>
+    <w:p>
+      <w:pPr>
+        <w:spacing w:after="120"/>
+      </w:pPr>
+      <w:r>
+        <w:rPr>
+          <w:rFonts w:ascii="Calibri" w:hAnsi="Calibri"/>
+          <w:b/>
+          <w:i w:val="0"/>
+          <w:sz w:val="24"/>
+        </w:rPr>
+        <w:t>P(n, k) = C(n, k) × k!</w:t>
+      </w:r>
+    </w:p>
+    <w:p>
+      <w:pPr>
+        <w:spacing w:after="120"/>
+      </w:pPr>
+      <w:r>
+        <w:rPr>
+          <w:rFonts w:ascii="Calibri" w:hAnsi="Calibri"/>
+          <w:b w:val="0"/>
+          <w:i w:val="0"/>
+          <w:sz w:val="22"/>
+        </w:rPr>
+      </w:r>
+    </w:p>
+    <w:p>
+      <w:pPr>
+        <w:spacing w:after="120"/>
+      </w:pPr>
+      <w:r>
+        <w:rPr>
+          <w:rFonts w:ascii="Calibri" w:hAnsi="Calibri"/>
+          <w:b w:val="0"/>
+          <w:i w:val="0"/>
+          <w:sz w:val="22"/>
+        </w:rPr>
+        <w:t>This says: first choose k elements (C(n,k) ways), then arrange them (k! ways).</w:t>
+      </w:r>
+    </w:p>
+    <w:p>
+      <w:pPr>
+        <w:spacing w:after="120"/>
+      </w:pPr>
+      <w:r>
+        <w:rPr>
+          <w:rFonts w:ascii="Calibri" w:hAnsi="Calibri"/>
+          <w:b w:val="0"/>
+          <w:i w:val="0"/>
+          <w:sz w:val="22"/>
+        </w:rPr>
+      </w:r>
+    </w:p>
+    <w:p>
+      <w:pPr>
+        <w:pStyle w:val="Heading2"/>
+      </w:pPr>
+      <w:r>
+        <w:t>Power-Set Identity</w:t>
+      </w:r>
+    </w:p>
+    <w:p>
+      <w:pPr>
+        <w:spacing w:after="120"/>
+      </w:pPr>
+      <w:r>
+        <w:rPr>
+          <w:rFonts w:ascii="Calibri" w:hAnsi="Calibri"/>
+          <w:b w:val="0"/>
+          <w:i w:val="0"/>
+          <w:sz w:val="22"/>
+        </w:rPr>
+        <w:t>The total number of subsets of an n-element set is 2ⁿ, which decomposes as:</w:t>
+      </w:r>
+    </w:p>
+    <w:p>
+      <w:pPr>
+        <w:spacing w:after="120"/>
+      </w:pPr>
+      <w:r>
+        <w:rPr>
+          <w:rFonts w:ascii="Calibri" w:hAnsi="Calibri"/>
+          <w:b/>
+          <w:i w:val="0"/>
+          <w:sz w:val="24"/>
+        </w:rPr>
+        <w:t>2ⁿ = Σ C(n, k) for k = 0 to n</w:t>
+      </w:r>
+    </w:p>
+    <w:p>
+      <w:pPr>
+        <w:spacing w:after="120"/>
+      </w:pPr>
+      <w:r>
+        <w:rPr>
+          <w:rFonts w:ascii="Calibri" w:hAnsi="Calibri"/>
+          <w:b w:val="0"/>
+          <w:i w:val="0"/>
+          <w:sz w:val="22"/>
+        </w:rPr>
+      </w:r>
+    </w:p>
+    <w:p>
+      <w:pPr>
+        <w:spacing w:after="120"/>
+      </w:pPr>
+      <w:r>
+        <w:rPr>
+          <w:rFonts w:ascii="Calibri" w:hAnsi="Calibri"/>
+          <w:b w:val="0"/>
+          <w:i w:val="0"/>
+          <w:sz w:val="22"/>
+        </w:rPr>
+        <w:t>This follows from the Binomial Theorem with x = y = 1:</w:t>
+      </w:r>
+    </w:p>
+    <w:p>
+      <w:pPr>
+        <w:spacing w:after="120"/>
+      </w:pPr>
+      <w:r>
+        <w:rPr>
+          <w:rFonts w:ascii="Calibri" w:hAnsi="Calibri"/>
+          <w:b w:val="0"/>
+          <w:i w:val="0"/>
+          <w:sz w:val="22"/>
+        </w:rPr>
+        <w:t>(1 + 1)ⁿ = Σ C(n, k) × 1ᵏ × 1ⁿ⁻ᵏ = Σ C(n, k) = 2ⁿ</w:t>
+      </w:r>
+    </w:p>
+    <w:p>
+      <w:pPr>
+        <w:spacing w:after="120"/>
+      </w:pPr>
+      <w:r>
+        <w:rPr>
+          <w:rFonts w:ascii="Calibri" w:hAnsi="Calibri"/>
+          <w:b w:val="0"/>
+          <w:i w:val="0"/>
+          <w:sz w:val="22"/>
+        </w:rPr>
+      </w:r>
+    </w:p>
+    <w:p>
+      <w:pPr>
+        <w:pStyle w:val="Heading2"/>
+      </w:pPr>
+      <w:r>
+        <w:t>Complement Principle</w:t>
+      </w:r>
+    </w:p>
+    <w:p>
+      <w:pPr>
+        <w:spacing w:after="120"/>
+      </w:pPr>
+      <w:r>
+        <w:rPr>
+          <w:rFonts w:ascii="Calibri" w:hAnsi="Calibri"/>
+          <w:b w:val="0"/>
+          <w:i w:val="0"/>
+          <w:sz w:val="22"/>
+        </w:rPr>
+        <w:t>For 'at least k' counts, the complement is often easier:</w:t>
+      </w:r>
+    </w:p>
+    <w:p>
+      <w:pPr>
+        <w:spacing w:after="120"/>
+      </w:pPr>
+      <w:r>
+        <w:rPr>
+          <w:rFonts w:ascii="Calibri" w:hAnsi="Calibri"/>
+          <w:b/>
+          <w:i w:val="0"/>
+          <w:sz w:val="24"/>
+        </w:rPr>
+        <w:t>Σ_{i=k}^{n} C(n, i) = 2ⁿ - Σ_{i=0}^{k-1} C(n, i)</w:t>
+      </w:r>
+    </w:p>
+    <w:p>
+      <w:pPr>
+        <w:spacing w:after="120"/>
+      </w:pPr>
+      <w:r>
+        <w:rPr>
+          <w:rFonts w:ascii="Calibri" w:hAnsi="Calibri"/>
+          <w:b w:val="0"/>
+          <w:i w:val="0"/>
+          <w:sz w:val="22"/>
+        </w:rPr>
+      </w:r>
+    </w:p>
+    <w:p>
+      <w:pPr>
+        <w:spacing w:after="120"/>
+      </w:pPr>
+      <w:r>
+        <w:rPr>
+          <w:rFonts w:ascii="Calibri" w:hAnsi="Calibri"/>
+          <w:b w:val="0"/>
+          <w:i w:val="0"/>
+          <w:sz w:val="22"/>
+        </w:rPr>
+        <w:t>This avoids computing 8 separate binomial coefficients (for k=5 to 12) by instead computing 5 and subtracting from the total.</w:t>
+      </w:r>
+    </w:p>
+    <w:p>
+      <w:pPr>
+        <w:pStyle w:val="Heading1"/>
+      </w:pPr>
+      <w:r>
+        <w:t>5. Mathematical Formulation</w:t>
+      </w:r>
+    </w:p>
+    <w:p>
+      <w:pPr>
+        <w:pStyle w:val="Heading2"/>
+      </w:pPr>
+      <w:r>
+        <w:t>Parameters</w:t>
+      </w:r>
+    </w:p>
+    <w:p>
+      <w:pPr>
+        <w:spacing w:after="120"/>
+      </w:pPr>
+      <w:r>
+        <w:rPr>
+          <w:rFonts w:ascii="Calibri" w:hAnsi="Calibri"/>
+          <w:b/>
+          <w:i w:val="0"/>
+          <w:sz w:val="22"/>
+        </w:rPr>
+        <w:t>n = 12 (total symptoms in database)</w:t>
+      </w:r>
+    </w:p>
+    <w:p>
+      <w:pPr>
+        <w:spacing w:after="120"/>
+      </w:pPr>
+      <w:r>
+        <w:rPr>
+          <w:rFonts w:ascii="Calibri" w:hAnsi="Calibri"/>
+          <w:b/>
+          <w:i w:val="0"/>
+          <w:sz w:val="22"/>
+        </w:rPr>
+        <w:t>k = 5 (target panel size)</w:t>
+      </w:r>
+    </w:p>
+    <w:p>
+      <w:pPr>
+        <w:spacing w:after="120"/>
+      </w:pPr>
+      <w:r>
+        <w:rPr>
+          <w:rFonts w:ascii="Calibri" w:hAnsi="Calibri"/>
+          <w:b w:val="0"/>
+          <w:i w:val="0"/>
+          <w:sz w:val="22"/>
+        </w:rPr>
+      </w:r>
+    </w:p>
+    <w:p>
+      <w:pPr>
+        <w:pStyle w:val="Heading2"/>
+      </w:pPr>
+      <w:r>
+        <w:t>Policy 1: Exactly 5 (Combination)</w:t>
+      </w:r>
+    </w:p>
+    <w:p>
+      <w:pPr>
+        <w:spacing w:after="120"/>
+      </w:pPr>
+      <w:r>
+        <w:rPr>
+          <w:rFonts w:ascii="Calibri" w:hAnsi="Calibri"/>
+          <w:b w:val="0"/>
+          <w:i w:val="0"/>
+          <w:sz w:val="22"/>
+        </w:rPr>
+        <w:t>C(12, 5) = 12! / (5! × 7!) = (12 × 11 × 10 × 9 × 8) / (5 × 4 × 3 × 2 × 1)</w:t>
+      </w:r>
+    </w:p>
+    <w:p>
+      <w:pPr>
+        <w:spacing w:after="120"/>
+      </w:pPr>
+      <w:r>
+        <w:rPr>
+          <w:rFonts w:ascii="Calibri" w:hAnsi="Calibri"/>
+          <w:b/>
+          <w:i w:val="0"/>
+          <w:sz w:val="24"/>
+        </w:rPr>
+        <w:t>= 95,040 / 120 = 792</w:t>
+      </w:r>
+    </w:p>
+    <w:p>
+      <w:pPr>
+        <w:spacing w:after="120"/>
+      </w:pPr>
+      <w:r>
+        <w:rPr>
+          <w:rFonts w:ascii="Calibri" w:hAnsi="Calibri"/>
+          <w:b w:val="0"/>
+          <w:i w:val="0"/>
+          <w:sz w:val="22"/>
+        </w:rPr>
+      </w:r>
+    </w:p>
+    <w:p>
+      <w:pPr>
+        <w:spacing w:after="120"/>
+      </w:pPr>
+      <w:r>
+        <w:rPr>
+          <w:rFonts w:ascii="Calibri" w:hAnsi="Calibri"/>
+          <w:b w:val="0"/>
+          <w:i w:val="0"/>
+          <w:sz w:val="22"/>
+        </w:rPr>
+        <w:t>Interpretation: There are exactly 792 distinct 5-symptom panels that can be formed from the 12-symptom database, regardless of presentation order.</w:t>
+      </w:r>
+    </w:p>
+    <w:p>
+      <w:pPr>
+        <w:spacing w:after="120"/>
+      </w:pPr>
+      <w:r>
+        <w:rPr>
+          <w:rFonts w:ascii="Calibri" w:hAnsi="Calibri"/>
+          <w:b w:val="0"/>
+          <w:i w:val="0"/>
+          <w:sz w:val="22"/>
+        </w:rPr>
+      </w:r>
+    </w:p>
+    <w:p>
+      <w:pPr>
+        <w:pStyle w:val="Heading2"/>
+      </w:pPr>
+      <w:r>
+        <w:t>Policy 2: At Least 5 (Sum of Combinations)</w:t>
+      </w:r>
+    </w:p>
+    <w:p>
+      <w:pPr>
+        <w:spacing w:after="120"/>
+      </w:pPr>
+      <w:r>
+        <w:rPr>
+          <w:rFonts w:ascii="Calibri" w:hAnsi="Calibri"/>
+          <w:b w:val="0"/>
+          <w:i w:val="0"/>
+          <w:sz w:val="22"/>
+        </w:rPr>
+        <w:t>Method A (Direct): Σ_{i=5}^{12} C(12, i)</w:t>
+      </w:r>
+    </w:p>
+    <w:p>
+      <w:pPr>
+        <w:spacing w:after="120"/>
+      </w:pPr>
+      <w:r>
+        <w:rPr>
+          <w:rFonts w:ascii="Calibri" w:hAnsi="Calibri"/>
+          <w:b w:val="0"/>
+          <w:i w:val="0"/>
+          <w:sz w:val="22"/>
+        </w:rPr>
+        <w:t>= C(12,5) + C(12,6) + C(12,7) + C(12,8) + C(12,9) + C(12,10) + C(12,11) + C(12,12)</w:t>
+      </w:r>
+    </w:p>
+    <w:p>
+      <w:pPr>
+        <w:spacing w:after="120"/>
+      </w:pPr>
+      <w:r>
+        <w:rPr>
+          <w:rFonts w:ascii="Calibri" w:hAnsi="Calibri"/>
+          <w:b/>
+          <w:i w:val="0"/>
+          <w:sz w:val="24"/>
+        </w:rPr>
+        <w:t>= 792 + 924 + 792 + 495 + 220 + 66 + 12 + 1 = 3,302</w:t>
+      </w:r>
+    </w:p>
+    <w:p>
+      <w:pPr>
+        <w:spacing w:after="120"/>
+      </w:pPr>
+      <w:r>
+        <w:rPr>
+          <w:rFonts w:ascii="Calibri" w:hAnsi="Calibri"/>
+          <w:b w:val="0"/>
+          <w:i w:val="0"/>
+          <w:sz w:val="22"/>
+        </w:rPr>
+      </w:r>
+    </w:p>
+    <w:p>
+      <w:pPr>
+        <w:spacing w:after="120"/>
+      </w:pPr>
+      <w:r>
+        <w:rPr>
+          <w:rFonts w:ascii="Calibri" w:hAnsi="Calibri"/>
+          <w:b w:val="0"/>
+          <w:i w:val="0"/>
+          <w:sz w:val="22"/>
+        </w:rPr>
+        <w:t>Method B (Complement): 2¹² - Σ_{i=0}^{4} C(12, i)</w:t>
+      </w:r>
+    </w:p>
+    <w:p>
+      <w:pPr>
+        <w:spacing w:after="120"/>
+      </w:pPr>
+      <w:r>
+        <w:rPr>
+          <w:rFonts w:ascii="Calibri" w:hAnsi="Calibri"/>
+          <w:b/>
+          <w:i w:val="0"/>
+          <w:sz w:val="24"/>
+        </w:rPr>
+        <w:t>= 4,096 - (1 + 12 + 66 + 220 + 495) = 4,096 - 794 = 3,302 ✓</w:t>
+      </w:r>
+    </w:p>
+    <w:p>
+      <w:pPr>
+        <w:spacing w:after="120"/>
+      </w:pPr>
+      <w:r>
+        <w:rPr>
+          <w:rFonts w:ascii="Calibri" w:hAnsi="Calibri"/>
+          <w:b w:val="0"/>
+          <w:i w:val="0"/>
+          <w:sz w:val="22"/>
+        </w:rPr>
+      </w:r>
+    </w:p>
+    <w:p>
+      <w:pPr>
+        <w:spacing w:after="120"/>
+      </w:pPr>
+      <w:r>
+        <w:rPr>
+          <w:rFonts w:ascii="Calibri" w:hAnsi="Calibri"/>
+          <w:b w:val="0"/>
+          <w:i w:val="0"/>
+          <w:sz w:val="22"/>
+        </w:rPr>
+        <w:t>Interpretation: 3,302 subsets have 5 or more symptoms. This represents 80.6% of all subsets (3,302 / 4,096).</w:t>
+      </w:r>
+    </w:p>
+    <w:p>
+      <w:pPr>
+        <w:spacing w:after="120"/>
+      </w:pPr>
+      <w:r>
+        <w:rPr>
+          <w:rFonts w:ascii="Calibri" w:hAnsi="Calibri"/>
+          <w:b w:val="0"/>
+          <w:i w:val="0"/>
+          <w:sz w:val="22"/>
+        </w:rPr>
+      </w:r>
+    </w:p>
+    <w:p>
+      <w:pPr>
+        <w:pStyle w:val="Heading2"/>
+      </w:pPr>
+      <w:r>
+        <w:t>Policy 3: Ordered 5 (Permutation)</w:t>
+      </w:r>
+    </w:p>
+    <w:p>
+      <w:pPr>
+        <w:spacing w:after="120"/>
+      </w:pPr>
+      <w:r>
+        <w:rPr>
+          <w:rFonts w:ascii="Calibri" w:hAnsi="Calibri"/>
+          <w:b/>
+          <w:i w:val="0"/>
+          <w:sz w:val="24"/>
+        </w:rPr>
+        <w:t>P(12, 5) = 12! / 7! = 12 × 11 × 10 × 9 × 8 = 95,040</w:t>
+      </w:r>
+    </w:p>
+    <w:p>
+      <w:pPr>
+        <w:spacing w:after="120"/>
+      </w:pPr>
+      <w:r>
+        <w:rPr>
+          <w:rFonts w:ascii="Calibri" w:hAnsi="Calibri"/>
+          <w:b w:val="0"/>
+          <w:i w:val="0"/>
+          <w:sz w:val="22"/>
+        </w:rPr>
+      </w:r>
+    </w:p>
+    <w:p>
+      <w:pPr>
+        <w:spacing w:after="120"/>
+      </w:pPr>
+      <w:r>
+        <w:rPr>
+          <w:rFonts w:ascii="Calibri" w:hAnsi="Calibri"/>
+          <w:b w:val="0"/>
+          <w:i w:val="0"/>
+          <w:sz w:val="22"/>
+        </w:rPr>
+        <w:t>Verification: P(12,5) = C(12,5) × 5! = 792 × 120 = 95,040 ✓</w:t>
+      </w:r>
+    </w:p>
+    <w:p>
+      <w:pPr>
+        <w:spacing w:after="120"/>
+      </w:pPr>
+      <w:r>
+        <w:rPr>
+          <w:rFonts w:ascii="Calibri" w:hAnsi="Calibri"/>
+          <w:b w:val="0"/>
+          <w:i w:val="0"/>
+          <w:sz w:val="22"/>
+        </w:rPr>
+      </w:r>
+    </w:p>
+    <w:p>
+      <w:pPr>
+        <w:spacing w:after="120"/>
+      </w:pPr>
+      <w:r>
+        <w:rPr>
+          <w:rFonts w:ascii="Calibri" w:hAnsi="Calibri"/>
+          <w:b w:val="0"/>
+          <w:i w:val="0"/>
+          <w:sz w:val="22"/>
+        </w:rPr>
+        <w:t>Interpretation: There are 95,040 ordered sequences of 5 distinct symptoms. Ordering multiplies the combination count by 120× (5!).</w:t>
+      </w:r>
+    </w:p>
+    <w:p>
+      <w:pPr>
+        <w:pStyle w:val="Heading1"/>
+      </w:pPr>
+      <w:r>
+        <w:t>6. Analysis / Solution</w:t>
+      </w:r>
+    </w:p>
+    <w:p>
+      <w:pPr>
+        <w:pStyle w:val="Heading2"/>
+      </w:pPr>
+      <w:r>
+        <w:t>Detailed Computation: C(12, 5)</w:t>
+      </w:r>
+    </w:p>
+    <w:p>
+      <w:pPr>
+        <w:spacing w:after="120"/>
+      </w:pPr>
+      <w:r>
+        <w:rPr>
+          <w:rFonts w:ascii="Calibri" w:hAnsi="Calibri"/>
+          <w:b w:val="0"/>
+          <w:i w:val="0"/>
+          <w:sz w:val="22"/>
+        </w:rPr>
+        <w:t>Step 1: Expand the factorials:</w:t>
+      </w:r>
+    </w:p>
+    <w:p>
+      <w:pPr>
+        <w:spacing w:after="120"/>
+      </w:pPr>
+      <w:r>
+        <w:rPr>
+          <w:rFonts w:ascii="Calibri" w:hAnsi="Calibri"/>
+          <w:b w:val="0"/>
+          <w:i w:val="0"/>
+          <w:sz w:val="22"/>
+        </w:rPr>
+        <w:t>C(12, 5) = 12! / (5! × 7!) = (12 × 11 × 10 × 9 × 8 × 7!) / ((5 × 4 × 3 × 2 × 1) × 7!)</w:t>
+      </w:r>
+    </w:p>
+    <w:p>
+      <w:pPr>
+        <w:spacing w:after="120"/>
+      </w:pPr>
+      <w:r>
+        <w:rPr>
+          <w:rFonts w:ascii="Calibri" w:hAnsi="Calibri"/>
+          <w:b w:val="0"/>
+          <w:i w:val="0"/>
+          <w:sz w:val="22"/>
+        </w:rPr>
+      </w:r>
+    </w:p>
+    <w:p>
+      <w:pPr>
+        <w:spacing w:after="120"/>
+      </w:pPr>
+      <w:r>
+        <w:rPr>
+          <w:rFonts w:ascii="Calibri" w:hAnsi="Calibri"/>
+          <w:b w:val="0"/>
+          <w:i w:val="0"/>
+          <w:sz w:val="22"/>
+        </w:rPr>
+        <w:t>Step 2: Cancel 7!:</w:t>
+      </w:r>
+    </w:p>
+    <w:p>
+      <w:pPr>
+        <w:spacing w:after="120"/>
+      </w:pPr>
+      <w:r>
+        <w:rPr>
+          <w:rFonts w:ascii="Calibri" w:hAnsi="Calibri"/>
+          <w:b w:val="0"/>
+          <w:i w:val="0"/>
+          <w:sz w:val="22"/>
+        </w:rPr>
+        <w:t>= (12 × 11 × 10 × 9 × 8) / (5 × 4 × 3 × 2 × 1)</w:t>
+      </w:r>
+    </w:p>
+    <w:p>
+      <w:pPr>
+        <w:spacing w:after="120"/>
+      </w:pPr>
+      <w:r>
+        <w:rPr>
+          <w:rFonts w:ascii="Calibri" w:hAnsi="Calibri"/>
+          <w:b w:val="0"/>
+          <w:i w:val="0"/>
+          <w:sz w:val="22"/>
+        </w:rPr>
+      </w:r>
+    </w:p>
+    <w:p>
+      <w:pPr>
+        <w:spacing w:after="120"/>
+      </w:pPr>
+      <w:r>
+        <w:rPr>
+          <w:rFonts w:ascii="Calibri" w:hAnsi="Calibri"/>
+          <w:b w:val="0"/>
+          <w:i w:val="0"/>
+          <w:sz w:val="22"/>
+        </w:rPr>
+        <w:t>Step 3: Compute numerator: 12 × 11 = 132; 132 × 10 = 1,320; 1,320 × 9 = 11,880; 11,880 × 8 = 95,040</w:t>
+      </w:r>
+    </w:p>
+    <w:p>
+      <w:pPr>
+        <w:spacing w:after="120"/>
+      </w:pPr>
+      <w:r>
+        <w:rPr>
+          <w:rFonts w:ascii="Calibri" w:hAnsi="Calibri"/>
+          <w:b w:val="0"/>
+          <w:i w:val="0"/>
+          <w:sz w:val="22"/>
+        </w:rPr>
+      </w:r>
+    </w:p>
+    <w:p>
+      <w:pPr>
+        <w:spacing w:after="120"/>
+      </w:pPr>
+      <w:r>
+        <w:rPr>
+          <w:rFonts w:ascii="Calibri" w:hAnsi="Calibri"/>
+          <w:b w:val="0"/>
+          <w:i w:val="0"/>
+          <w:sz w:val="22"/>
+        </w:rPr>
+        <w:t>Step 4: Compute denominator: 5 × 4 = 20; 20 × 3 = 60; 60 × 2 = 120; 120 × 1 = 120</w:t>
+      </w:r>
+    </w:p>
+    <w:p>
+      <w:pPr>
+        <w:spacing w:after="120"/>
+      </w:pPr>
+      <w:r>
+        <w:rPr>
+          <w:rFonts w:ascii="Calibri" w:hAnsi="Calibri"/>
+          <w:b w:val="0"/>
+          <w:i w:val="0"/>
+          <w:sz w:val="22"/>
+        </w:rPr>
+      </w:r>
+    </w:p>
+    <w:p>
+      <w:pPr>
+        <w:spacing w:after="120"/>
+      </w:pPr>
+      <w:r>
+        <w:rPr>
+          <w:rFonts w:ascii="Calibri" w:hAnsi="Calibri"/>
+          <w:b/>
+          <w:i w:val="0"/>
+          <w:sz w:val="24"/>
+        </w:rPr>
+        <w:t>Step 5: Divide: 95,040 / 120 = 792</w:t>
+      </w:r>
+    </w:p>
+    <w:p>
+      <w:pPr>
+        <w:spacing w:after="120"/>
+      </w:pPr>
+      <w:r>
+        <w:rPr>
+          <w:rFonts w:ascii="Calibri" w:hAnsi="Calibri"/>
+          <w:b w:val="0"/>
+          <w:i w:val="0"/>
+          <w:sz w:val="22"/>
+        </w:rPr>
+      </w:r>
+    </w:p>
+    <w:p>
+      <w:pPr>
+        <w:pStyle w:val="Heading2"/>
+      </w:pPr>
+      <w:r>
+        <w:t>Detailed Computation: At Least 5</w:t>
+      </w:r>
+    </w:p>
+    <w:p>
+      <w:pPr>
+        <w:spacing w:after="120"/>
+      </w:pPr>
+      <w:r>
+        <w:rPr>
+          <w:rFonts w:ascii="Calibri" w:hAnsi="Calibri"/>
+          <w:b w:val="0"/>
+          <w:i w:val="0"/>
+          <w:sz w:val="22"/>
+        </w:rPr>
+        <w:t>Individual binomial coefficients:</w:t>
+      </w:r>
+    </w:p>
+    <w:tbl>
+      <w:tblPr>
+        <w:tblStyle w:val="TableGrid"/>
+        <w:tblW w:type="auto" w:w="0"/>
+        <w:jc w:val="center"/>
+        <w:tblLook w:firstColumn="1" w:firstRow="1" w:lastColumn="0" w:lastRow="0" w:noHBand="0" w:noVBand="1" w:val="04A0"/>
+      </w:tblPr>
+      <w:tblGrid>
+        <w:gridCol w:w="2412"/>
+        <w:gridCol w:w="2412"/>
+        <w:gridCol w:w="2412"/>
+        <w:gridCol w:w="2412"/>
+      </w:tblGrid>
+      <w:tr>
+        <w:tc>
+          <w:tcPr>
+            <w:tcW w:type="dxa" w:w="2412"/>
+            <w:shd w:val="clear" w:fill="1282A2"/>
+          </w:tcPr>
+          <w:p>
+            <w:pPr>
+              <w:jc w:val="center"/>
+            </w:pPr>
+            <w:r>
+              <w:rPr>
+                <w:color w:val="FEFCFB"/>
+              </w:rPr>
+            </w:r>
+            <w:r>
+              <w:rPr>
+                <w:rFonts w:ascii="Calibri" w:hAnsi="Calibri"/>
+                <w:b/>
+                <w:i w:val="0"/>
+                <w:color w:val="FEFCFB"/>
+                <w:sz w:val="20"/>
+              </w:rPr>
+              <w:t>i</w:t>
+            </w:r>
+          </w:p>
+        </w:tc>
+        <w:tc>
+          <w:tcPr>
+            <w:tcW w:type="dxa" w:w="2412"/>
+            <w:shd w:val="clear" w:fill="1282A2"/>
+          </w:tcPr>
+          <w:p>
+            <w:pPr>
+              <w:jc w:val="center"/>
+            </w:pPr>
+            <w:r>
+              <w:rPr>
+                <w:color w:val="FEFCFB"/>
+              </w:rPr>
+            </w:r>
+            <w:r>
+              <w:rPr>
+                <w:rFonts w:ascii="Calibri" w:hAnsi="Calibri"/>
+                <w:b/>
+                <w:i w:val="0"/>
+                <w:color w:val="FEFCFB"/>
+                <w:sz w:val="20"/>
+              </w:rPr>
+              <w:t>C(12, i)</w:t>
+            </w:r>
+          </w:p>
+        </w:tc>
+        <w:tc>
+          <w:tcPr>
+            <w:tcW w:type="dxa" w:w="2412"/>
+            <w:shd w:val="clear" w:fill="1282A2"/>
+          </w:tcPr>
+          <w:p>
+            <w:pPr>
+              <w:jc w:val="center"/>
+            </w:pPr>
+            <w:r>
+              <w:rPr>
+                <w:color w:val="FEFCFB"/>
+              </w:rPr>
+            </w:r>
+            <w:r>
+              <w:rPr>
+                <w:rFonts w:ascii="Calibri" w:hAnsi="Calibri"/>
+                <w:b/>
+                <w:i w:val="0"/>
+                <w:color w:val="FEFCFB"/>
+                <w:sz w:val="20"/>
+              </w:rPr>
+              <w:t>Calculation</w:t>
+            </w:r>
+          </w:p>
+        </w:tc>
+        <w:tc>
+          <w:tcPr>
+            <w:tcW w:type="dxa" w:w="2412"/>
+            <w:shd w:val="clear" w:fill="1282A2"/>
+          </w:tcPr>
+          <w:p>
+            <w:pPr>
+              <w:jc w:val="center"/>
+            </w:pPr>
+            <w:r>
+              <w:rPr>
+                <w:color w:val="FEFCFB"/>
+              </w:rPr>
+            </w:r>
+            <w:r>
+              <w:rPr>
+                <w:rFonts w:ascii="Calibri" w:hAnsi="Calibri"/>
+                <w:b/>
+                <w:i w:val="0"/>
+                <w:color w:val="FEFCFB"/>
+                <w:sz w:val="20"/>
+              </w:rPr>
+              <w:t>Cumulative</w:t>
+            </w:r>
+          </w:p>
+        </w:tc>
+      </w:tr>
+      <w:tr>
+        <w:tc>
+          <w:tcPr>
+            <w:tcW w:type="dxa" w:w="2412"/>
+          </w:tcPr>
+          <w:p>
+            <w:pPr>
+              <w:jc w:val="center"/>
+            </w:pPr>
+            <w:r/>
+            <w:r>
+              <w:rPr>
+                <w:rFonts w:ascii="Calibri" w:hAnsi="Calibri"/>
+                <w:b w:val="0"/>
+                <w:i w:val="0"/>
+                <w:sz w:val="20"/>
+              </w:rPr>
+              <w:t>0</w:t>
+            </w:r>
+          </w:p>
+        </w:tc>
+        <w:tc>
+          <w:tcPr>
+            <w:tcW w:type="dxa" w:w="2412"/>
+          </w:tcPr>
+          <w:p>
+            <w:pPr>
+              <w:jc w:val="center"/>
+            </w:pPr>
+            <w:r/>
+            <w:r>
+              <w:rPr>
+                <w:rFonts w:ascii="Calibri" w:hAnsi="Calibri"/>
+                <w:b w:val="0"/>
+                <w:i w:val="0"/>
+                <w:sz w:val="20"/>
+              </w:rPr>
+              <w:t>1</w:t>
+            </w:r>
+          </w:p>
+        </w:tc>
+        <w:tc>
+          <w:tcPr>
+            <w:tcW w:type="dxa" w:w="2412"/>
+          </w:tcPr>
+          <w:p>
+            <w:pPr>
+              <w:jc w:val="center"/>
+            </w:pPr>
+            <w:r/>
+            <w:r>
+              <w:rPr>
+                <w:rFonts w:ascii="Calibri" w:hAnsi="Calibri"/>
+                <w:b w:val="0"/>
+                <w:i w:val="0"/>
+                <w:sz w:val="20"/>
+              </w:rPr>
+              <w:t>12!/(0!×12!)</w:t>
+            </w:r>
+          </w:p>
+        </w:tc>
+        <w:tc>
+          <w:tcPr>
+            <w:tcW w:type="dxa" w:w="2412"/>
+          </w:tcPr>
+          <w:p>
+            <w:pPr>
+              <w:jc w:val="center"/>
+            </w:pPr>
+            <w:r/>
+            <w:r>
+              <w:rPr>
+                <w:rFonts w:ascii="Calibri" w:hAnsi="Calibri"/>
+                <w:b w:val="0"/>
+                <w:i w:val="0"/>
+                <w:sz w:val="20"/>
+              </w:rPr>
+              <w:t>1</w:t>
+            </w:r>
+          </w:p>
+        </w:tc>
+      </w:tr>
+      <w:tr>
+        <w:tc>
+          <w:tcPr>
+            <w:tcW w:type="dxa" w:w="2412"/>
+            <w:shd w:val="clear" w:fill="F0F4F8"/>
+          </w:tcPr>
+          <w:p>
+            <w:pPr>
+              <w:jc w:val="center"/>
+            </w:pPr>
+            <w:r/>
+            <w:r>
+              <w:rPr>
+                <w:rFonts w:ascii="Calibri" w:hAnsi="Calibri"/>
+                <w:b w:val="0"/>
+                <w:i w:val="0"/>
+                <w:sz w:val="20"/>
+              </w:rPr>
+              <w:t>1</w:t>
+            </w:r>
+          </w:p>
+        </w:tc>
+        <w:tc>
+          <w:tcPr>
+            <w:tcW w:type="dxa" w:w="2412"/>
+            <w:shd w:val="clear" w:fill="F0F4F8"/>
+          </w:tcPr>
+          <w:p>
+            <w:pPr>
+              <w:jc w:val="center"/>
+            </w:pPr>
+            <w:r/>
+            <w:r>
+              <w:rPr>
+                <w:rFonts w:ascii="Calibri" w:hAnsi="Calibri"/>
+                <w:b w:val="0"/>
+                <w:i w:val="0"/>
+                <w:sz w:val="20"/>
+              </w:rPr>
+              <w:t>12</w:t>
+            </w:r>
+          </w:p>
+        </w:tc>
+        <w:tc>
+          <w:tcPr>
+            <w:tcW w:type="dxa" w:w="2412"/>
+            <w:shd w:val="clear" w:fill="F0F4F8"/>
+          </w:tcPr>
+          <w:p>
+            <w:pPr>
+              <w:jc w:val="center"/>
+            </w:pPr>
+            <w:r/>
+            <w:r>
+              <w:rPr>
+                <w:rFonts w:ascii="Calibri" w:hAnsi="Calibri"/>
+                <w:b w:val="0"/>
+                <w:i w:val="0"/>
+                <w:sz w:val="20"/>
+              </w:rPr>
+              <w:t>12!/(1!×11!)</w:t>
+            </w:r>
+          </w:p>
+        </w:tc>
+        <w:tc>
+          <w:tcPr>
+            <w:tcW w:type="dxa" w:w="2412"/>
+            <w:shd w:val="clear" w:fill="F0F4F8"/>
+          </w:tcPr>
+          <w:p>
+            <w:pPr>
+              <w:jc w:val="center"/>
+            </w:pPr>
+            <w:r/>
+            <w:r>
+              <w:rPr>
+                <w:rFonts w:ascii="Calibri" w:hAnsi="Calibri"/>
+                <w:b w:val="0"/>
+                <w:i w:val="0"/>
+                <w:sz w:val="20"/>
+              </w:rPr>
+              <w:t>13</w:t>
+            </w:r>
+          </w:p>
+        </w:tc>
+      </w:tr>
+      <w:tr>
+        <w:tc>
+          <w:tcPr>
+            <w:tcW w:type="dxa" w:w="2412"/>
+          </w:tcPr>
+          <w:p>
+            <w:pPr>
+              <w:jc w:val="center"/>
+            </w:pPr>
+            <w:r/>
+            <w:r>
+              <w:rPr>
+                <w:rFonts w:ascii="Calibri" w:hAnsi="Calibri"/>
+                <w:b w:val="0"/>
+                <w:i w:val="0"/>
+                <w:sz w:val="20"/>
+              </w:rPr>
+              <w:t>2</w:t>
+            </w:r>
+          </w:p>
+        </w:tc>
+        <w:tc>
+          <w:tcPr>
+            <w:tcW w:type="dxa" w:w="2412"/>
+          </w:tcPr>
+          <w:p>
+            <w:pPr>
+              <w:jc w:val="center"/>
+            </w:pPr>
+            <w:r/>
+            <w:r>
+              <w:rPr>
+                <w:rFonts w:ascii="Calibri" w:hAnsi="Calibri"/>
+                <w:b w:val="0"/>
+                <w:i w:val="0"/>
+                <w:sz w:val="20"/>
+              </w:rPr>
+              <w:t>66</w:t>
+            </w:r>
+          </w:p>
+        </w:tc>
+        <w:tc>
+          <w:tcPr>
+            <w:tcW w:type="dxa" w:w="2412"/>
+          </w:tcPr>
+          <w:p>
+            <w:pPr>
+              <w:jc w:val="center"/>
+            </w:pPr>
+            <w:r/>
+            <w:r>
+              <w:rPr>
+                <w:rFonts w:ascii="Calibri" w:hAnsi="Calibri"/>
+                <w:b w:val="0"/>
+                <w:i w:val="0"/>
+                <w:sz w:val="20"/>
+              </w:rPr>
+              <w:t>12!/(2!×10!)</w:t>
+            </w:r>
+          </w:p>
+        </w:tc>
+        <w:tc>
+          <w:tcPr>
+            <w:tcW w:type="dxa" w:w="2412"/>
+          </w:tcPr>
+          <w:p>
+            <w:pPr>
+              <w:jc w:val="center"/>
+            </w:pPr>
+            <w:r/>
+            <w:r>
+              <w:rPr>
+                <w:rFonts w:ascii="Calibri" w:hAnsi="Calibri"/>
+                <w:b w:val="0"/>
+                <w:i w:val="0"/>
+                <w:sz w:val="20"/>
+              </w:rPr>
+              <w:t>79</w:t>
+            </w:r>
+          </w:p>
+        </w:tc>
+      </w:tr>
+      <w:tr>
+        <w:tc>
+          <w:tcPr>
+            <w:tcW w:type="dxa" w:w="2412"/>
+            <w:shd w:val="clear" w:fill="F0F4F8"/>
+          </w:tcPr>
+          <w:p>
+            <w:pPr>
+              <w:jc w:val="center"/>
+            </w:pPr>
+            <w:r/>
+            <w:r>
+              <w:rPr>
+                <w:rFonts w:ascii="Calibri" w:hAnsi="Calibri"/>
+                <w:b w:val="0"/>
+                <w:i w:val="0"/>
+                <w:sz w:val="20"/>
+              </w:rPr>
+              <w:t>3</w:t>
+            </w:r>
+          </w:p>
+        </w:tc>
+        <w:tc>
+          <w:tcPr>
+            <w:tcW w:type="dxa" w:w="2412"/>
+            <w:shd w:val="clear" w:fill="F0F4F8"/>
+          </w:tcPr>
+          <w:p>
+            <w:pPr>
+              <w:jc w:val="center"/>
+            </w:pPr>
+            <w:r/>
+            <w:r>
+              <w:rPr>
+                <w:rFonts w:ascii="Calibri" w:hAnsi="Calibri"/>
+                <w:b w:val="0"/>
+                <w:i w:val="0"/>
+                <w:sz w:val="20"/>
+              </w:rPr>
+              <w:t>220</w:t>
+            </w:r>
+          </w:p>
+        </w:tc>
+        <w:tc>
+          <w:tcPr>
+            <w:tcW w:type="dxa" w:w="2412"/>
+            <w:shd w:val="clear" w:fill="F0F4F8"/>
+          </w:tcPr>
+          <w:p>
+            <w:pPr>
+              <w:jc w:val="center"/>
+            </w:pPr>
+            <w:r/>
+            <w:r>
+              <w:rPr>
+                <w:rFonts w:ascii="Calibri" w:hAnsi="Calibri"/>
+                <w:b w:val="0"/>
+                <w:i w:val="0"/>
+                <w:sz w:val="20"/>
+              </w:rPr>
+              <w:t>12!/(3!×9!)</w:t>
+            </w:r>
+          </w:p>
+        </w:tc>
+        <w:tc>
+          <w:tcPr>
+            <w:tcW w:type="dxa" w:w="2412"/>
+            <w:shd w:val="clear" w:fill="F0F4F8"/>
+          </w:tcPr>
+          <w:p>
+            <w:pPr>
+              <w:jc w:val="center"/>
+            </w:pPr>
+            <w:r/>
+            <w:r>
+              <w:rPr>
+                <w:rFonts w:ascii="Calibri" w:hAnsi="Calibri"/>
+                <w:b w:val="0"/>
+                <w:i w:val="0"/>
+                <w:sz w:val="20"/>
+              </w:rPr>
+              <w:t>299</w:t>
+            </w:r>
+          </w:p>
+        </w:tc>
+      </w:tr>
+      <w:tr>
+        <w:tc>
+          <w:tcPr>
+            <w:tcW w:type="dxa" w:w="2412"/>
+          </w:tcPr>
+          <w:p>
+            <w:pPr>
+              <w:jc w:val="center"/>
+            </w:pPr>
+            <w:r/>
+            <w:r>
+              <w:rPr>
+                <w:rFonts w:ascii="Calibri" w:hAnsi="Calibri"/>
+                <w:b w:val="0"/>
+                <w:i w:val="0"/>
+                <w:sz w:val="20"/>
+              </w:rPr>
+              <w:t>4</w:t>
+            </w:r>
+          </w:p>
+        </w:tc>
+        <w:tc>
+          <w:tcPr>
+            <w:tcW w:type="dxa" w:w="2412"/>
+          </w:tcPr>
+          <w:p>
+            <w:pPr>
+              <w:jc w:val="center"/>
+            </w:pPr>
+            <w:r/>
+            <w:r>
+              <w:rPr>
+                <w:rFonts w:ascii="Calibri" w:hAnsi="Calibri"/>
+                <w:b w:val="0"/>
+                <w:i w:val="0"/>
+                <w:sz w:val="20"/>
+              </w:rPr>
+              <w:t>495</w:t>
+            </w:r>
+          </w:p>
+        </w:tc>
+        <w:tc>
+          <w:tcPr>
+            <w:tcW w:type="dxa" w:w="2412"/>
+          </w:tcPr>
+          <w:p>
+            <w:pPr>
+              <w:jc w:val="center"/>
+            </w:pPr>
+            <w:r/>
+            <w:r>
+              <w:rPr>
+                <w:rFonts w:ascii="Calibri" w:hAnsi="Calibri"/>
+                <w:b w:val="0"/>
+                <w:i w:val="0"/>
+                <w:sz w:val="20"/>
+              </w:rPr>
+              <w:t>12!/(4!×8!)</w:t>
+            </w:r>
+          </w:p>
+        </w:tc>
+        <w:tc>
+          <w:tcPr>
+            <w:tcW w:type="dxa" w:w="2412"/>
+          </w:tcPr>
+          <w:p>
+            <w:pPr>
+              <w:jc w:val="center"/>
+            </w:pPr>
+            <w:r/>
+            <w:r>
+              <w:rPr>
+                <w:rFonts w:ascii="Calibri" w:hAnsi="Calibri"/>
+                <w:b w:val="0"/>
+                <w:i w:val="0"/>
+                <w:sz w:val="20"/>
+              </w:rPr>
+              <w:t>794</w:t>
+            </w:r>
+          </w:p>
+        </w:tc>
+      </w:tr>
+      <w:tr>
+        <w:tc>
+          <w:tcPr>
+            <w:tcW w:type="dxa" w:w="2412"/>
+            <w:shd w:val="clear" w:fill="F0F4F8"/>
+          </w:tcPr>
+          <w:p>
+            <w:pPr>
+              <w:jc w:val="center"/>
+            </w:pPr>
+            <w:r/>
+            <w:r>
+              <w:rPr>
+                <w:rFonts w:ascii="Calibri" w:hAnsi="Calibri"/>
+                <w:b w:val="0"/>
+                <w:i w:val="0"/>
+                <w:sz w:val="20"/>
+              </w:rPr>
+              <w:t>5</w:t>
+            </w:r>
+          </w:p>
+        </w:tc>
+        <w:tc>
+          <w:tcPr>
+            <w:tcW w:type="dxa" w:w="2412"/>
+            <w:shd w:val="clear" w:fill="F0F4F8"/>
+          </w:tcPr>
+          <w:p>
+            <w:pPr>
+              <w:jc w:val="center"/>
+            </w:pPr>
+            <w:r/>
+            <w:r>
+              <w:rPr>
+                <w:rFonts w:ascii="Calibri" w:hAnsi="Calibri"/>
+                <w:b w:val="0"/>
+                <w:i w:val="0"/>
+                <w:sz w:val="20"/>
+              </w:rPr>
+              <w:t>792</w:t>
+            </w:r>
+          </w:p>
+        </w:tc>
+        <w:tc>
+          <w:tcPr>
+            <w:tcW w:type="dxa" w:w="2412"/>
+            <w:shd w:val="clear" w:fill="F0F4F8"/>
+          </w:tcPr>
+          <w:p>
+            <w:pPr>
+              <w:jc w:val="center"/>
+            </w:pPr>
+            <w:r/>
+            <w:r>
+              <w:rPr>
+                <w:rFonts w:ascii="Calibri" w:hAnsi="Calibri"/>
+                <w:b w:val="0"/>
+                <w:i w:val="0"/>
+                <w:sz w:val="20"/>
+              </w:rPr>
+              <w:t>12!/(5!×7!)</w:t>
+            </w:r>
+          </w:p>
+        </w:tc>
+        <w:tc>
+          <w:tcPr>
+            <w:tcW w:type="dxa" w:w="2412"/>
+            <w:shd w:val="clear" w:fill="F0F4F8"/>
+          </w:tcPr>
+          <w:p>
+            <w:pPr>
+              <w:jc w:val="center"/>
+            </w:pPr>
+            <w:r/>
+            <w:r>
+              <w:rPr>
+                <w:rFonts w:ascii="Calibri" w:hAnsi="Calibri"/>
+                <w:b w:val="0"/>
+                <w:i w:val="0"/>
+                <w:sz w:val="20"/>
+              </w:rPr>
+              <w:t>1,586</w:t>
+            </w:r>
+          </w:p>
+        </w:tc>
+      </w:tr>
+      <w:tr>
+        <w:tc>
+          <w:tcPr>
+            <w:tcW w:type="dxa" w:w="2412"/>
+          </w:tcPr>
+          <w:p>
+            <w:pPr>
+              <w:jc w:val="center"/>
+            </w:pPr>
+            <w:r/>
+            <w:r>
+              <w:rPr>
+                <w:rFonts w:ascii="Calibri" w:hAnsi="Calibri"/>
+                <w:b w:val="0"/>
+                <w:i w:val="0"/>
+                <w:sz w:val="20"/>
+              </w:rPr>
+              <w:t>6</w:t>
+            </w:r>
+          </w:p>
+        </w:tc>
+        <w:tc>
+          <w:tcPr>
+            <w:tcW w:type="dxa" w:w="2412"/>
+          </w:tcPr>
+          <w:p>
+            <w:pPr>
+              <w:jc w:val="center"/>
+            </w:pPr>
+            <w:r/>
+            <w:r>
+              <w:rPr>
+                <w:rFonts w:ascii="Calibri" w:hAnsi="Calibri"/>
+                <w:b w:val="0"/>
+                <w:i w:val="0"/>
+                <w:sz w:val="20"/>
+              </w:rPr>
+              <w:t>924</w:t>
+            </w:r>
+          </w:p>
+        </w:tc>
+        <w:tc>
+          <w:tcPr>
+            <w:tcW w:type="dxa" w:w="2412"/>
+          </w:tcPr>
+          <w:p>
+            <w:pPr>
+              <w:jc w:val="center"/>
+            </w:pPr>
+            <w:r/>
+            <w:r>
+              <w:rPr>
+                <w:rFonts w:ascii="Calibri" w:hAnsi="Calibri"/>
+                <w:b w:val="0"/>
+                <w:i w:val="0"/>
+                <w:sz w:val="20"/>
+              </w:rPr>
+              <w:t>12!/(6!×6!)</w:t>
+            </w:r>
+          </w:p>
+        </w:tc>
+        <w:tc>
+          <w:tcPr>
+            <w:tcW w:type="dxa" w:w="2412"/>
+          </w:tcPr>
+          <w:p>
+            <w:pPr>
+              <w:jc w:val="center"/>
+            </w:pPr>
+            <w:r/>
+            <w:r>
+              <w:rPr>
+                <w:rFonts w:ascii="Calibri" w:hAnsi="Calibri"/>
+                <w:b w:val="0"/>
+                <w:i w:val="0"/>
+                <w:sz w:val="20"/>
+              </w:rPr>
+              <w:t>2,510</w:t>
+            </w:r>
+          </w:p>
+        </w:tc>
+      </w:tr>
+      <w:tr>
+        <w:tc>
+          <w:tcPr>
+            <w:tcW w:type="dxa" w:w="2412"/>
+            <w:shd w:val="clear" w:fill="F0F4F8"/>
+          </w:tcPr>
+          <w:p>
+            <w:pPr>
+              <w:jc w:val="center"/>
+            </w:pPr>
+            <w:r/>
+            <w:r>
+              <w:rPr>
+                <w:rFonts w:ascii="Calibri" w:hAnsi="Calibri"/>
+                <w:b w:val="0"/>
+                <w:i w:val="0"/>
+                <w:sz w:val="20"/>
+              </w:rPr>
+              <w:t>7</w:t>
+            </w:r>
+          </w:p>
+        </w:tc>
+        <w:tc>
+          <w:tcPr>
+            <w:tcW w:type="dxa" w:w="2412"/>
+            <w:shd w:val="clear" w:fill="F0F4F8"/>
+          </w:tcPr>
+          <w:p>
+            <w:pPr>
+              <w:jc w:val="center"/>
+            </w:pPr>
+            <w:r/>
+            <w:r>
+              <w:rPr>
+                <w:rFonts w:ascii="Calibri" w:hAnsi="Calibri"/>
+                <w:b w:val="0"/>
+                <w:i w:val="0"/>
+                <w:sz w:val="20"/>
+              </w:rPr>
+              <w:t>792</w:t>
+            </w:r>
+          </w:p>
+        </w:tc>
+        <w:tc>
+          <w:tcPr>
+            <w:tcW w:type="dxa" w:w="2412"/>
+            <w:shd w:val="clear" w:fill="F0F4F8"/>
+          </w:tcPr>
+          <w:p>
+            <w:pPr>
+              <w:jc w:val="center"/>
+            </w:pPr>
+            <w:r/>
+            <w:r>
+              <w:rPr>
+                <w:rFonts w:ascii="Calibri" w:hAnsi="Calibri"/>
+                <w:b w:val="0"/>
+                <w:i w:val="0"/>
+                <w:sz w:val="20"/>
+              </w:rPr>
+              <w:t>12!/(7!×5!)</w:t>
+            </w:r>
+          </w:p>
+        </w:tc>
+        <w:tc>
+          <w:tcPr>
+            <w:tcW w:type="dxa" w:w="2412"/>
+            <w:shd w:val="clear" w:fill="F0F4F8"/>
+          </w:tcPr>
+          <w:p>
+            <w:pPr>
+              <w:jc w:val="center"/>
+            </w:pPr>
+            <w:r/>
+            <w:r>
+              <w:rPr>
+                <w:rFonts w:ascii="Calibri" w:hAnsi="Calibri"/>
+                <w:b w:val="0"/>
+                <w:i w:val="0"/>
+                <w:sz w:val="20"/>
+              </w:rPr>
+              <w:t>3,302</w:t>
+            </w:r>
+          </w:p>
+        </w:tc>
+      </w:tr>
+      <w:tr>
+        <w:tc>
+          <w:tcPr>
+            <w:tcW w:type="dxa" w:w="2412"/>
+          </w:tcPr>
+          <w:p>
+            <w:pPr>
+              <w:jc w:val="center"/>
+            </w:pPr>
+            <w:r/>
+            <w:r>
+              <w:rPr>
+                <w:rFonts w:ascii="Calibri" w:hAnsi="Calibri"/>
+                <w:b w:val="0"/>
+                <w:i w:val="0"/>
+                <w:sz w:val="20"/>
+              </w:rPr>
+              <w:t>8</w:t>
+            </w:r>
+          </w:p>
+        </w:tc>
+        <w:tc>
+          <w:tcPr>
+            <w:tcW w:type="dxa" w:w="2412"/>
+          </w:tcPr>
+          <w:p>
+            <w:pPr>
+              <w:jc w:val="center"/>
+            </w:pPr>
+            <w:r/>
+            <w:r>
+              <w:rPr>
+                <w:rFonts w:ascii="Calibri" w:hAnsi="Calibri"/>
+                <w:b w:val="0"/>
+                <w:i w:val="0"/>
+                <w:sz w:val="20"/>
+              </w:rPr>
+              <w:t>495</w:t>
+            </w:r>
+          </w:p>
+        </w:tc>
+        <w:tc>
+          <w:tcPr>
+            <w:tcW w:type="dxa" w:w="2412"/>
+          </w:tcPr>
+          <w:p>
+            <w:pPr>
+              <w:jc w:val="center"/>
+            </w:pPr>
+            <w:r/>
+            <w:r>
+              <w:rPr>
+                <w:rFonts w:ascii="Calibri" w:hAnsi="Calibri"/>
+                <w:b w:val="0"/>
+                <w:i w:val="0"/>
+                <w:sz w:val="20"/>
+              </w:rPr>
+              <w:t>12!/(8!×4!)</w:t>
+            </w:r>
+          </w:p>
+        </w:tc>
+        <w:tc>
+          <w:tcPr>
+            <w:tcW w:type="dxa" w:w="2412"/>
+          </w:tcPr>
+          <w:p>
+            <w:pPr>
+              <w:jc w:val="center"/>
+            </w:pPr>
+            <w:r/>
+            <w:r>
+              <w:rPr>
+                <w:rFonts w:ascii="Calibri" w:hAnsi="Calibri"/>
+                <w:b w:val="0"/>
+                <w:i w:val="0"/>
+                <w:sz w:val="20"/>
+              </w:rPr>
+              <w:t>3,797</w:t>
+            </w:r>
+          </w:p>
+        </w:tc>
+      </w:tr>
+      <w:tr>
+        <w:tc>
+          <w:tcPr>
+            <w:tcW w:type="dxa" w:w="2412"/>
+            <w:shd w:val="clear" w:fill="F0F4F8"/>
+          </w:tcPr>
+          <w:p>
+            <w:pPr>
+              <w:jc w:val="center"/>
+            </w:pPr>
+            <w:r/>
+            <w:r>
+              <w:rPr>
+                <w:rFonts w:ascii="Calibri" w:hAnsi="Calibri"/>
+                <w:b w:val="0"/>
+                <w:i w:val="0"/>
+                <w:sz w:val="20"/>
+              </w:rPr>
+              <w:t>9</w:t>
+            </w:r>
+          </w:p>
+        </w:tc>
+        <w:tc>
+          <w:tcPr>
+            <w:tcW w:type="dxa" w:w="2412"/>
+            <w:shd w:val="clear" w:fill="F0F4F8"/>
+          </w:tcPr>
+          <w:p>
+            <w:pPr>
+              <w:jc w:val="center"/>
+            </w:pPr>
+            <w:r/>
+            <w:r>
+              <w:rPr>
+                <w:rFonts w:ascii="Calibri" w:hAnsi="Calibri"/>
+                <w:b w:val="0"/>
+                <w:i w:val="0"/>
+                <w:sz w:val="20"/>
+              </w:rPr>
+              <w:t>220</w:t>
+            </w:r>
+          </w:p>
+        </w:tc>
+        <w:tc>
+          <w:tcPr>
+            <w:tcW w:type="dxa" w:w="2412"/>
+            <w:shd w:val="clear" w:fill="F0F4F8"/>
+          </w:tcPr>
+          <w:p>
+            <w:pPr>
+              <w:jc w:val="center"/>
+            </w:pPr>
+            <w:r/>
+            <w:r>
+              <w:rPr>
+                <w:rFonts w:ascii="Calibri" w:hAnsi="Calibri"/>
+                <w:b w:val="0"/>
+                <w:i w:val="0"/>
+                <w:sz w:val="20"/>
+              </w:rPr>
+              <w:t>12!/(9!×3!)</w:t>
+            </w:r>
+          </w:p>
+        </w:tc>
+        <w:tc>
+          <w:tcPr>
+            <w:tcW w:type="dxa" w:w="2412"/>
+            <w:shd w:val="clear" w:fill="F0F4F8"/>
+          </w:tcPr>
+          <w:p>
+            <w:pPr>
+              <w:jc w:val="center"/>
+            </w:pPr>
+            <w:r/>
+            <w:r>
+              <w:rPr>
+                <w:rFonts w:ascii="Calibri" w:hAnsi="Calibri"/>
+                <w:b w:val="0"/>
+                <w:i w:val="0"/>
+                <w:sz w:val="20"/>
+              </w:rPr>
+              <w:t>4,017</w:t>
+            </w:r>
+          </w:p>
+        </w:tc>
+      </w:tr>
+      <w:tr>
+        <w:tc>
+          <w:tcPr>
+            <w:tcW w:type="dxa" w:w="2412"/>
+          </w:tcPr>
+          <w:p>
+            <w:pPr>
+              <w:jc w:val="center"/>
+            </w:pPr>
+            <w:r/>
+            <w:r>
+              <w:rPr>
+                <w:rFonts w:ascii="Calibri" w:hAnsi="Calibri"/>
+                <w:b w:val="0"/>
+                <w:i w:val="0"/>
+                <w:sz w:val="20"/>
+              </w:rPr>
+              <w:t>10</w:t>
+            </w:r>
+          </w:p>
+        </w:tc>
+        <w:tc>
+          <w:tcPr>
+            <w:tcW w:type="dxa" w:w="2412"/>
+          </w:tcPr>
+          <w:p>
+            <w:pPr>
+              <w:jc w:val="center"/>
+            </w:pPr>
+            <w:r/>
+            <w:r>
+              <w:rPr>
+                <w:rFonts w:ascii="Calibri" w:hAnsi="Calibri"/>
+                <w:b w:val="0"/>
+                <w:i w:val="0"/>
+                <w:sz w:val="20"/>
+              </w:rPr>
+              <w:t>66</w:t>
+            </w:r>
+          </w:p>
+        </w:tc>
+        <w:tc>
+          <w:tcPr>
+            <w:tcW w:type="dxa" w:w="2412"/>
+          </w:tcPr>
+          <w:p>
+            <w:pPr>
+              <w:jc w:val="center"/>
+            </w:pPr>
+            <w:r/>
+            <w:r>
+              <w:rPr>
+                <w:rFonts w:ascii="Calibri" w:hAnsi="Calibri"/>
+                <w:b w:val="0"/>
+                <w:i w:val="0"/>
+                <w:sz w:val="20"/>
+              </w:rPr>
+              <w:t>12!/(10!×2!)</w:t>
+            </w:r>
+          </w:p>
+        </w:tc>
+        <w:tc>
+          <w:tcPr>
+            <w:tcW w:type="dxa" w:w="2412"/>
+          </w:tcPr>
+          <w:p>
+            <w:pPr>
+              <w:jc w:val="center"/>
+            </w:pPr>
+            <w:r/>
+            <w:r>
+              <w:rPr>
+                <w:rFonts w:ascii="Calibri" w:hAnsi="Calibri"/>
+                <w:b w:val="0"/>
+                <w:i w:val="0"/>
+                <w:sz w:val="20"/>
+              </w:rPr>
+              <w:t>4,083</w:t>
+            </w:r>
+          </w:p>
+        </w:tc>
+      </w:tr>
+      <w:tr>
+        <w:tc>
+          <w:tcPr>
+            <w:tcW w:type="dxa" w:w="2412"/>
+            <w:shd w:val="clear" w:fill="F0F4F8"/>
+          </w:tcPr>
+          <w:p>
+            <w:pPr>
+              <w:jc w:val="center"/>
+            </w:pPr>
+            <w:r/>
+            <w:r>
+              <w:rPr>
+                <w:rFonts w:ascii="Calibri" w:hAnsi="Calibri"/>
+                <w:b w:val="0"/>
+                <w:i w:val="0"/>
+                <w:sz w:val="20"/>
+              </w:rPr>
+              <w:t>11</w:t>
+            </w:r>
+          </w:p>
+        </w:tc>
+        <w:tc>
+          <w:tcPr>
+            <w:tcW w:type="dxa" w:w="2412"/>
+            <w:shd w:val="clear" w:fill="F0F4F8"/>
+          </w:tcPr>
+          <w:p>
+            <w:pPr>
+              <w:jc w:val="center"/>
+            </w:pPr>
+            <w:r/>
+            <w:r>
+              <w:rPr>
+                <w:rFonts w:ascii="Calibri" w:hAnsi="Calibri"/>
+                <w:b w:val="0"/>
+                <w:i w:val="0"/>
+                <w:sz w:val="20"/>
+              </w:rPr>
+              <w:t>12</w:t>
+            </w:r>
+          </w:p>
+        </w:tc>
+        <w:tc>
+          <w:tcPr>
+            <w:tcW w:type="dxa" w:w="2412"/>
+            <w:shd w:val="clear" w:fill="F0F4F8"/>
+          </w:tcPr>
+          <w:p>
+            <w:pPr>
+              <w:jc w:val="center"/>
+            </w:pPr>
+            <w:r/>
+            <w:r>
+              <w:rPr>
+                <w:rFonts w:ascii="Calibri" w:hAnsi="Calibri"/>
+                <w:b w:val="0"/>
+                <w:i w:val="0"/>
+                <w:sz w:val="20"/>
+              </w:rPr>
+              <w:t>12!/(11!×1!)</w:t>
+            </w:r>
+          </w:p>
+        </w:tc>
+        <w:tc>
+          <w:tcPr>
+            <w:tcW w:type="dxa" w:w="2412"/>
+            <w:shd w:val="clear" w:fill="F0F4F8"/>
+          </w:tcPr>
+          <w:p>
+            <w:pPr>
+              <w:jc w:val="center"/>
+            </w:pPr>
+            <w:r/>
+            <w:r>
+              <w:rPr>
+                <w:rFonts w:ascii="Calibri" w:hAnsi="Calibri"/>
+                <w:b w:val="0"/>
+                <w:i w:val="0"/>
+                <w:sz w:val="20"/>
+              </w:rPr>
+              <w:t>4,095</w:t>
+            </w:r>
+          </w:p>
+        </w:tc>
+      </w:tr>
+      <w:tr>
+        <w:tc>
+          <w:tcPr>
+            <w:tcW w:type="dxa" w:w="2412"/>
+          </w:tcPr>
+          <w:p>
+            <w:pPr>
+              <w:jc w:val="center"/>
+            </w:pPr>
+            <w:r/>
+            <w:r>
+              <w:rPr>
+                <w:rFonts w:ascii="Calibri" w:hAnsi="Calibri"/>
+                <w:b w:val="0"/>
+                <w:i w:val="0"/>
+                <w:sz w:val="20"/>
+              </w:rPr>
+              <w:t>12</w:t>
+            </w:r>
+          </w:p>
+        </w:tc>
+        <w:tc>
+          <w:tcPr>
+            <w:tcW w:type="dxa" w:w="2412"/>
+          </w:tcPr>
+          <w:p>
+            <w:pPr>
+              <w:jc w:val="center"/>
+            </w:pPr>
+            <w:r/>
+            <w:r>
+              <w:rPr>
+                <w:rFonts w:ascii="Calibri" w:hAnsi="Calibri"/>
+                <w:b w:val="0"/>
+                <w:i w:val="0"/>
+                <w:sz w:val="20"/>
+              </w:rPr>
+              <w:t>1</w:t>
+            </w:r>
+          </w:p>
+        </w:tc>
+        <w:tc>
+          <w:tcPr>
+            <w:tcW w:type="dxa" w:w="2412"/>
+          </w:tcPr>
+          <w:p>
+            <w:pPr>
+              <w:jc w:val="center"/>
+            </w:pPr>
+            <w:r/>
+            <w:r>
+              <w:rPr>
+                <w:rFonts w:ascii="Calibri" w:hAnsi="Calibri"/>
+                <w:b w:val="0"/>
+                <w:i w:val="0"/>
+                <w:sz w:val="20"/>
+              </w:rPr>
+              <w:t>12!/(12!×0!)</w:t>
+            </w:r>
+          </w:p>
+        </w:tc>
+        <w:tc>
+          <w:tcPr>
+            <w:tcW w:type="dxa" w:w="2412"/>
+          </w:tcPr>
+          <w:p>
+            <w:pPr>
+              <w:jc w:val="center"/>
+            </w:pPr>
+            <w:r/>
+            <w:r>
+              <w:rPr>
+                <w:rFonts w:ascii="Calibri" w:hAnsi="Calibri"/>
+                <w:b w:val="0"/>
+                <w:i w:val="0"/>
+                <w:sz w:val="20"/>
+              </w:rPr>
+              <w:t>4,096</w:t>
+            </w:r>
+          </w:p>
+        </w:tc>
+      </w:tr>
+    </w:tbl>
+    <w:p>
+      <w:pPr>
+        <w:jc w:val="center"/>
+      </w:pPr>
+      <w:r>
+        <w:rPr>
+          <w:i/>
+          <w:color w:val="5A5A5A"/>
+          <w:sz w:val="18"/>
+        </w:rPr>
+        <w:t>Table 2: All binomial coefficients C(12, i) with cumulative sums.</w:t>
+      </w:r>
+    </w:p>
+    <w:p>
+      <w:pPr>
+        <w:spacing w:after="120"/>
+      </w:pPr>
+      <w:r>
+        <w:rPr>
+          <w:rFonts w:ascii="Calibri" w:hAnsi="Calibri"/>
+          <w:b w:val="0"/>
+          <w:i w:val="0"/>
+          <w:sz w:val="22"/>
+        </w:rPr>
+      </w:r>
+    </w:p>
+    <w:p>
+      <w:pPr>
+        <w:spacing w:after="120"/>
+      </w:pPr>
+      <w:r>
+        <w:rPr>
+          <w:rFonts w:ascii="Calibri" w:hAnsi="Calibri"/>
+          <w:b/>
+          <w:i w:val="0"/>
+          <w:sz w:val="24"/>
+        </w:rPr>
+        <w:t>At least 5 = Total - (sum for i=0 to 4) = 4,096 - 794 = 3,302</w:t>
+      </w:r>
+    </w:p>
+    <w:p>
+      <w:pPr>
+        <w:spacing w:after="120"/>
+      </w:pPr>
+      <w:r>
+        <w:rPr>
+          <w:rFonts w:ascii="Calibri" w:hAnsi="Calibri"/>
+          <w:b w:val="0"/>
+          <w:i w:val="0"/>
+          <w:sz w:val="22"/>
+        </w:rPr>
+      </w:r>
+    </w:p>
+    <w:p>
+      <w:pPr>
+        <w:spacing w:after="120"/>
+      </w:pPr>
+      <w:r>
+        <w:rPr>
+          <w:rFonts w:ascii="Calibri" w:hAnsi="Calibri"/>
+          <w:b w:val="0"/>
+          <w:i w:val="0"/>
+          <w:sz w:val="22"/>
+        </w:rPr>
+        <w:t>Cross-check (direct sum for i=5 to 12): 792 + 924 + 792 + 495 + 220 + 66 + 12 + 1 = 3,302 ✓</w:t>
+      </w:r>
+    </w:p>
+    <w:p>
+      <w:pPr>
+        <w:spacing w:after="120"/>
+      </w:pPr>
+      <w:r>
+        <w:rPr>
+          <w:rFonts w:ascii="Calibri" w:hAnsi="Calibri"/>
+          <w:b w:val="0"/>
+          <w:i w:val="0"/>
+          <w:sz w:val="22"/>
+        </w:rPr>
+      </w:r>
+    </w:p>
+    <w:p>
+      <w:pPr>
+        <w:pStyle w:val="Heading2"/>
+      </w:pPr>
+      <w:r>
+        <w:t>The 5! Multiplier</w:t>
+      </w:r>
+    </w:p>
+    <w:p>
+      <w:pPr>
+        <w:spacing w:after="120"/>
+      </w:pPr>
+      <w:r>
+        <w:rPr>
+          <w:rFonts w:ascii="Calibri" w:hAnsi="Calibri"/>
+          <w:b w:val="0"/>
+          <w:i w:val="0"/>
+          <w:sz w:val="22"/>
+        </w:rPr>
+        <w:t>The ratio P(12,5) / C(12,5) = 95,040 / 792 = 120 = 5!</w:t>
+      </w:r>
+    </w:p>
+    <w:p>
+      <w:pPr>
+        <w:spacing w:after="120"/>
+      </w:pPr>
+      <w:r>
+        <w:rPr>
+          <w:rFonts w:ascii="Calibri" w:hAnsi="Calibri"/>
+          <w:b w:val="0"/>
+          <w:i w:val="0"/>
+          <w:sz w:val="22"/>
+        </w:rPr>
+      </w:r>
+    </w:p>
+    <w:p>
+      <w:pPr>
+        <w:spacing w:after="120"/>
+      </w:pPr>
+      <w:r>
+        <w:rPr>
+          <w:rFonts w:ascii="Calibri" w:hAnsi="Calibri"/>
+          <w:b w:val="0"/>
+          <w:i w:val="0"/>
+          <w:sz w:val="22"/>
+        </w:rPr>
+        <w:t>This confirms: for any set of 5 symptoms, there are exactly 5! = 120 ways to order them. Whether you present {Fever, Cough, Rash, Fatigue, Headache} as-is or rearranged, the set is the same — but the ordered list has 120 permutations.</w:t>
+      </w:r>
+    </w:p>
+    <w:p>
+      <w:pPr>
+        <w:spacing w:after="120"/>
+      </w:pPr>
+      <w:r>
+        <w:rPr>
+          <w:rFonts w:ascii="Calibri" w:hAnsi="Calibri"/>
+          <w:b w:val="0"/>
+          <w:i w:val="0"/>
+          <w:sz w:val="22"/>
+        </w:rPr>
+      </w:r>
+    </w:p>
+    <w:p>
+      <w:pPr>
+        <w:spacing w:after="120"/>
+      </w:pPr>
+      <w:r>
+        <w:rPr>
+          <w:rFonts w:ascii="Calibri" w:hAnsi="Calibri"/>
+          <w:b w:val="0"/>
+          <w:i w:val="0"/>
+          <w:sz w:val="22"/>
+        </w:rPr>
+        <w:t>Practical implication: if the triage UI needs to rank symptoms by severity, it faces 120× more options than an unordered selector. This is manageable with virtualised scrolling but wasteful if severity ranking isn't clinically meaningful.</w:t>
+      </w:r>
+    </w:p>
+    <w:p>
+      <w:pPr>
+        <w:pStyle w:val="Heading1"/>
+      </w:pPr>
+      <w:r>
+        <w:t>7. Diagram / Tables</w:t>
+      </w:r>
+    </w:p>
+    <w:p>
+      <w:pPr>
+        <w:pStyle w:val="Heading2"/>
+      </w:pPr>
+      <w:r>
+        <w:t>Summary Comparison</w:t>
+      </w:r>
+    </w:p>
+    <w:tbl>
+      <w:tblPr>
+        <w:tblStyle w:val="TableGrid"/>
+        <w:tblW w:type="auto" w:w="0"/>
+        <w:jc w:val="center"/>
+        <w:tblLook w:firstColumn="1" w:firstRow="1" w:lastColumn="0" w:lastRow="0" w:noHBand="0" w:noVBand="1" w:val="04A0"/>
+      </w:tblPr>
+      <w:tblGrid>
+        <w:gridCol w:w="1930"/>
+        <w:gridCol w:w="1930"/>
+        <w:gridCol w:w="1930"/>
+        <w:gridCol w:w="1930"/>
+        <w:gridCol w:w="1930"/>
+      </w:tblGrid>
+      <w:tr>
+        <w:tc>
+          <w:tcPr>
+            <w:tcW w:type="dxa" w:w="1930"/>
+            <w:shd w:val="clear" w:fill="1282A2"/>
+          </w:tcPr>
+          <w:p>
+            <w:pPr>
+              <w:jc w:val="center"/>
+            </w:pPr>
+            <w:r>
+              <w:rPr>
+                <w:color w:val="FEFCFB"/>
+              </w:rPr>
+            </w:r>
+            <w:r>
+              <w:rPr>
+                <w:rFonts w:ascii="Calibri" w:hAnsi="Calibri"/>
+                <w:b/>
+                <w:i w:val="0"/>
+                <w:color w:val="FEFCFB"/>
+                <w:sz w:val="20"/>
+              </w:rPr>
+              <w:t>Policy</w:t>
+            </w:r>
+          </w:p>
+        </w:tc>
+        <w:tc>
+          <w:tcPr>
+            <w:tcW w:type="dxa" w:w="1930"/>
+            <w:shd w:val="clear" w:fill="1282A2"/>
+          </w:tcPr>
+          <w:p>
+            <w:pPr>
+              <w:jc w:val="center"/>
+            </w:pPr>
+            <w:r>
+              <w:rPr>
+                <w:color w:val="FEFCFB"/>
+              </w:rPr>
+            </w:r>
+            <w:r>
+              <w:rPr>
+                <w:rFonts w:ascii="Calibri" w:hAnsi="Calibri"/>
+                <w:b/>
+                <w:i w:val="0"/>
+                <w:color w:val="FEFCFB"/>
+                <w:sz w:val="20"/>
+              </w:rPr>
+              <w:t>Formula</w:t>
+            </w:r>
+          </w:p>
+        </w:tc>
+        <w:tc>
+          <w:tcPr>
+            <w:tcW w:type="dxa" w:w="1930"/>
+            <w:shd w:val="clear" w:fill="1282A2"/>
+          </w:tcPr>
+          <w:p>
+            <w:pPr>
+              <w:jc w:val="center"/>
+            </w:pPr>
+            <w:r>
+              <w:rPr>
+                <w:color w:val="FEFCFB"/>
+              </w:rPr>
+            </w:r>
+            <w:r>
+              <w:rPr>
+                <w:rFonts w:ascii="Calibri" w:hAnsi="Calibri"/>
+                <w:b/>
+                <w:i w:val="0"/>
+                <w:color w:val="FEFCFB"/>
+                <w:sz w:val="20"/>
+              </w:rPr>
+              <w:t>Count</w:t>
+            </w:r>
+          </w:p>
+        </w:tc>
+        <w:tc>
+          <w:tcPr>
+            <w:tcW w:type="dxa" w:w="1930"/>
+            <w:shd w:val="clear" w:fill="1282A2"/>
+          </w:tcPr>
+          <w:p>
+            <w:pPr>
+              <w:jc w:val="center"/>
+            </w:pPr>
+            <w:r>
+              <w:rPr>
+                <w:color w:val="FEFCFB"/>
+              </w:rPr>
+            </w:r>
+            <w:r>
+              <w:rPr>
+                <w:rFonts w:ascii="Calibri" w:hAnsi="Calibri"/>
+                <w:b/>
+                <w:i w:val="0"/>
+                <w:color w:val="FEFCFB"/>
+                <w:sz w:val="20"/>
+              </w:rPr>
+              <w:t>Ratio to C(12,5)</w:t>
+            </w:r>
+          </w:p>
+        </w:tc>
+        <w:tc>
+          <w:tcPr>
+            <w:tcW w:type="dxa" w:w="1930"/>
+            <w:shd w:val="clear" w:fill="1282A2"/>
+          </w:tcPr>
+          <w:p>
+            <w:pPr>
+              <w:jc w:val="center"/>
+            </w:pPr>
+            <w:r>
+              <w:rPr>
+                <w:color w:val="FEFCFB"/>
+              </w:rPr>
+            </w:r>
+            <w:r>
+              <w:rPr>
+                <w:rFonts w:ascii="Calibri" w:hAnsi="Calibri"/>
+                <w:b/>
+                <w:i w:val="0"/>
+                <w:color w:val="FEFCFB"/>
+                <w:sz w:val="20"/>
+              </w:rPr>
+              <w:t>Use Case</w:t>
+            </w:r>
+          </w:p>
+        </w:tc>
+      </w:tr>
+      <w:tr>
+        <w:tc>
+          <w:tcPr>
+            <w:tcW w:type="dxa" w:w="1930"/>
+          </w:tcPr>
+          <w:p>
+            <w:pPr>
+              <w:jc w:val="center"/>
+            </w:pPr>
+            <w:r/>
+            <w:r>
+              <w:rPr>
+                <w:rFonts w:ascii="Calibri" w:hAnsi="Calibri"/>
+                <w:b w:val="0"/>
+                <w:i w:val="0"/>
+                <w:sz w:val="20"/>
+              </w:rPr>
+              <w:t>Exactly 5</w:t>
+            </w:r>
+          </w:p>
+        </w:tc>
+        <w:tc>
+          <w:tcPr>
+            <w:tcW w:type="dxa" w:w="1930"/>
+          </w:tcPr>
+          <w:p>
+            <w:pPr>
+              <w:jc w:val="center"/>
+            </w:pPr>
+            <w:r/>
+            <w:r>
+              <w:rPr>
+                <w:rFonts w:ascii="Calibri" w:hAnsi="Calibri"/>
+                <w:b w:val="0"/>
+                <w:i w:val="0"/>
+                <w:sz w:val="20"/>
+              </w:rPr>
+              <w:t>C(12,5)</w:t>
+            </w:r>
+          </w:p>
+        </w:tc>
+        <w:tc>
+          <w:tcPr>
+            <w:tcW w:type="dxa" w:w="1930"/>
+          </w:tcPr>
+          <w:p>
+            <w:pPr>
+              <w:jc w:val="center"/>
+            </w:pPr>
+            <w:r/>
+            <w:r>
+              <w:rPr>
+                <w:rFonts w:ascii="Calibri" w:hAnsi="Calibri"/>
+                <w:b w:val="0"/>
+                <w:i w:val="0"/>
+                <w:sz w:val="20"/>
+              </w:rPr>
+              <w:t>792</w:t>
+            </w:r>
+          </w:p>
+        </w:tc>
+        <w:tc>
+          <w:tcPr>
+            <w:tcW w:type="dxa" w:w="1930"/>
+          </w:tcPr>
+          <w:p>
+            <w:pPr>
+              <w:jc w:val="center"/>
+            </w:pPr>
+            <w:r/>
+            <w:r>
+              <w:rPr>
+                <w:rFonts w:ascii="Calibri" w:hAnsi="Calibri"/>
+                <w:b w:val="0"/>
+                <w:i w:val="0"/>
+                <w:sz w:val="20"/>
+              </w:rPr>
+              <w:t>1×</w:t>
+            </w:r>
+          </w:p>
+        </w:tc>
+        <w:tc>
+          <w:tcPr>
+            <w:tcW w:type="dxa" w:w="1930"/>
+          </w:tcPr>
+          <w:p>
+            <w:pPr>
+              <w:jc w:val="center"/>
+            </w:pPr>
+            <w:r/>
+            <w:r>
+              <w:rPr>
+                <w:rFonts w:ascii="Calibri" w:hAnsi="Calibri"/>
+                <w:b w:val="0"/>
+                <w:i w:val="0"/>
+                <w:sz w:val="20"/>
+              </w:rPr>
+              <w:t>Fixed-size screening panel</w:t>
+            </w:r>
+          </w:p>
+        </w:tc>
+      </w:tr>
+      <w:tr>
+        <w:tc>
+          <w:tcPr>
+            <w:tcW w:type="dxa" w:w="1930"/>
+            <w:shd w:val="clear" w:fill="F0F4F8"/>
+          </w:tcPr>
+          <w:p>
+            <w:pPr>
+              <w:jc w:val="center"/>
+            </w:pPr>
+            <w:r/>
+            <w:r>
+              <w:rPr>
+                <w:rFonts w:ascii="Calibri" w:hAnsi="Calibri"/>
+                <w:b w:val="0"/>
+                <w:i w:val="0"/>
+                <w:sz w:val="20"/>
+              </w:rPr>
+              <w:t>At least 5</w:t>
+            </w:r>
+          </w:p>
+        </w:tc>
+        <w:tc>
+          <w:tcPr>
+            <w:tcW w:type="dxa" w:w="1930"/>
+            <w:shd w:val="clear" w:fill="F0F4F8"/>
+          </w:tcPr>
+          <w:p>
+            <w:pPr>
+              <w:jc w:val="center"/>
+            </w:pPr>
+            <w:r/>
+            <w:r>
+              <w:rPr>
+                <w:rFonts w:ascii="Calibri" w:hAnsi="Calibri"/>
+                <w:b w:val="0"/>
+                <w:i w:val="0"/>
+                <w:sz w:val="20"/>
+              </w:rPr>
+              <w:t>Σ C(12,i), i=5..12</w:t>
+            </w:r>
+          </w:p>
+        </w:tc>
+        <w:tc>
+          <w:tcPr>
+            <w:tcW w:type="dxa" w:w="1930"/>
+            <w:shd w:val="clear" w:fill="F0F4F8"/>
+          </w:tcPr>
+          <w:p>
+            <w:pPr>
+              <w:jc w:val="center"/>
+            </w:pPr>
+            <w:r/>
+            <w:r>
+              <w:rPr>
+                <w:rFonts w:ascii="Calibri" w:hAnsi="Calibri"/>
+                <w:b w:val="0"/>
+                <w:i w:val="0"/>
+                <w:sz w:val="20"/>
+              </w:rPr>
+              <w:t>3,302</w:t>
+            </w:r>
+          </w:p>
+        </w:tc>
+        <w:tc>
+          <w:tcPr>
+            <w:tcW w:type="dxa" w:w="1930"/>
+            <w:shd w:val="clear" w:fill="F0F4F8"/>
+          </w:tcPr>
+          <w:p>
+            <w:pPr>
+              <w:jc w:val="center"/>
+            </w:pPr>
+            <w:r/>
+            <w:r>
+              <w:rPr>
+                <w:rFonts w:ascii="Calibri" w:hAnsi="Calibri"/>
+                <w:b w:val="0"/>
+                <w:i w:val="0"/>
+                <w:sz w:val="20"/>
+              </w:rPr>
+              <w:t>4.17×</w:t>
+            </w:r>
+          </w:p>
+        </w:tc>
+        <w:tc>
+          <w:tcPr>
+            <w:tcW w:type="dxa" w:w="1930"/>
+            <w:shd w:val="clear" w:fill="F0F4F8"/>
+          </w:tcPr>
+          <w:p>
+            <w:pPr>
+              <w:jc w:val="center"/>
+            </w:pPr>
+            <w:r/>
+            <w:r>
+              <w:rPr>
+                <w:rFonts w:ascii="Calibri" w:hAnsi="Calibri"/>
+                <w:b w:val="0"/>
+                <w:i w:val="0"/>
+                <w:sz w:val="20"/>
+              </w:rPr>
+              <w:t>Flexible panel (5–12 symptoms)</w:t>
+            </w:r>
+          </w:p>
+        </w:tc>
+      </w:tr>
+      <w:tr>
+        <w:tc>
+          <w:tcPr>
+            <w:tcW w:type="dxa" w:w="1930"/>
+          </w:tcPr>
+          <w:p>
+            <w:pPr>
+              <w:jc w:val="center"/>
+            </w:pPr>
+            <w:r/>
+            <w:r>
+              <w:rPr>
+                <w:rFonts w:ascii="Calibri" w:hAnsi="Calibri"/>
+                <w:b w:val="0"/>
+                <w:i w:val="0"/>
+                <w:sz w:val="20"/>
+              </w:rPr>
+              <w:t>At most 5</w:t>
+            </w:r>
+          </w:p>
+        </w:tc>
+        <w:tc>
+          <w:tcPr>
+            <w:tcW w:type="dxa" w:w="1930"/>
+          </w:tcPr>
+          <w:p>
+            <w:pPr>
+              <w:jc w:val="center"/>
+            </w:pPr>
+            <w:r/>
+            <w:r>
+              <w:rPr>
+                <w:rFonts w:ascii="Calibri" w:hAnsi="Calibri"/>
+                <w:b w:val="0"/>
+                <w:i w:val="0"/>
+                <w:sz w:val="20"/>
+              </w:rPr>
+              <w:t>Σ C(12,i), i=0..5</w:t>
+            </w:r>
+          </w:p>
+        </w:tc>
+        <w:tc>
+          <w:tcPr>
+            <w:tcW w:type="dxa" w:w="1930"/>
+          </w:tcPr>
+          <w:p>
+            <w:pPr>
+              <w:jc w:val="center"/>
+            </w:pPr>
+            <w:r/>
+            <w:r>
+              <w:rPr>
+                <w:rFonts w:ascii="Calibri" w:hAnsi="Calibri"/>
+                <w:b w:val="0"/>
+                <w:i w:val="0"/>
+                <w:sz w:val="20"/>
+              </w:rPr>
+              <w:t>1,892</w:t>
+            </w:r>
+          </w:p>
+        </w:tc>
+        <w:tc>
+          <w:tcPr>
+            <w:tcW w:type="dxa" w:w="1930"/>
+          </w:tcPr>
+          <w:p>
+            <w:pPr>
+              <w:jc w:val="center"/>
+            </w:pPr>
+            <w:r/>
+            <w:r>
+              <w:rPr>
+                <w:rFonts w:ascii="Calibri" w:hAnsi="Calibri"/>
+                <w:b w:val="0"/>
+                <w:i w:val="0"/>
+                <w:sz w:val="20"/>
+              </w:rPr>
+              <w:t>2.39×</w:t>
+            </w:r>
+          </w:p>
+        </w:tc>
+        <w:tc>
+          <w:tcPr>
+            <w:tcW w:type="dxa" w:w="1930"/>
+          </w:tcPr>
+          <w:p>
+            <w:pPr>
+              <w:jc w:val="center"/>
+            </w:pPr>
+            <w:r/>
+            <w:r>
+              <w:rPr>
+                <w:rFonts w:ascii="Calibri" w:hAnsi="Calibri"/>
+                <w:b w:val="0"/>
+                <w:i w:val="0"/>
+                <w:sz w:val="20"/>
+              </w:rPr>
+              <w:t>Minimal screening</w:t>
+            </w:r>
+          </w:p>
+        </w:tc>
+      </w:tr>
+      <w:tr>
+        <w:tc>
+          <w:tcPr>
+            <w:tcW w:type="dxa" w:w="1930"/>
+            <w:shd w:val="clear" w:fill="F0F4F8"/>
+          </w:tcPr>
+          <w:p>
+            <w:pPr>
+              <w:jc w:val="center"/>
+            </w:pPr>
+            <w:r/>
+            <w:r>
+              <w:rPr>
+                <w:rFonts w:ascii="Calibri" w:hAnsi="Calibri"/>
+                <w:b w:val="0"/>
+                <w:i w:val="0"/>
+                <w:sz w:val="20"/>
+              </w:rPr>
+              <w:t>All subsets</w:t>
+            </w:r>
+          </w:p>
+        </w:tc>
+        <w:tc>
+          <w:tcPr>
+            <w:tcW w:type="dxa" w:w="1930"/>
+            <w:shd w:val="clear" w:fill="F0F4F8"/>
+          </w:tcPr>
+          <w:p>
+            <w:pPr>
+              <w:jc w:val="center"/>
+            </w:pPr>
+            <w:r/>
+            <w:r>
+              <w:rPr>
+                <w:rFonts w:ascii="Calibri" w:hAnsi="Calibri"/>
+                <w:b w:val="0"/>
+                <w:i w:val="0"/>
+                <w:sz w:val="20"/>
+              </w:rPr>
+              <w:t>2¹²</w:t>
+            </w:r>
+          </w:p>
+        </w:tc>
+        <w:tc>
+          <w:tcPr>
+            <w:tcW w:type="dxa" w:w="1930"/>
+            <w:shd w:val="clear" w:fill="F0F4F8"/>
+          </w:tcPr>
+          <w:p>
+            <w:pPr>
+              <w:jc w:val="center"/>
+            </w:pPr>
+            <w:r/>
+            <w:r>
+              <w:rPr>
+                <w:rFonts w:ascii="Calibri" w:hAnsi="Calibri"/>
+                <w:b w:val="0"/>
+                <w:i w:val="0"/>
+                <w:sz w:val="20"/>
+              </w:rPr>
+              <w:t>4,096</w:t>
+            </w:r>
+          </w:p>
+        </w:tc>
+        <w:tc>
+          <w:tcPr>
+            <w:tcW w:type="dxa" w:w="1930"/>
+            <w:shd w:val="clear" w:fill="F0F4F8"/>
+          </w:tcPr>
+          <w:p>
+            <w:pPr>
+              <w:jc w:val="center"/>
+            </w:pPr>
+            <w:r/>
+            <w:r>
+              <w:rPr>
+                <w:rFonts w:ascii="Calibri" w:hAnsi="Calibri"/>
+                <w:b w:val="0"/>
+                <w:i w:val="0"/>
+                <w:sz w:val="20"/>
+              </w:rPr>
+              <w:t>5.17×</w:t>
+            </w:r>
+          </w:p>
+        </w:tc>
+        <w:tc>
+          <w:tcPr>
+            <w:tcW w:type="dxa" w:w="1930"/>
+            <w:shd w:val="clear" w:fill="F0F4F8"/>
+          </w:tcPr>
+          <w:p>
+            <w:pPr>
+              <w:jc w:val="center"/>
+            </w:pPr>
+            <w:r/>
+            <w:r>
+              <w:rPr>
+                <w:rFonts w:ascii="Calibri" w:hAnsi="Calibri"/>
+                <w:b w:val="0"/>
+                <w:i w:val="0"/>
+                <w:sz w:val="20"/>
+              </w:rPr>
+              <w:t>Full power set</w:t>
+            </w:r>
+          </w:p>
+        </w:tc>
+      </w:tr>
+      <w:tr>
+        <w:tc>
+          <w:tcPr>
+            <w:tcW w:type="dxa" w:w="1930"/>
+          </w:tcPr>
+          <w:p>
+            <w:pPr>
+              <w:jc w:val="center"/>
+            </w:pPr>
+            <w:r/>
+            <w:r>
+              <w:rPr>
+                <w:rFonts w:ascii="Calibri" w:hAnsi="Calibri"/>
+                <w:b w:val="0"/>
+                <w:i w:val="0"/>
+                <w:sz w:val="20"/>
+              </w:rPr>
+              <w:t>Ordered 5</w:t>
+            </w:r>
+          </w:p>
+        </w:tc>
+        <w:tc>
+          <w:tcPr>
+            <w:tcW w:type="dxa" w:w="1930"/>
+          </w:tcPr>
+          <w:p>
+            <w:pPr>
+              <w:jc w:val="center"/>
+            </w:pPr>
+            <w:r/>
+            <w:r>
+              <w:rPr>
+                <w:rFonts w:ascii="Calibri" w:hAnsi="Calibri"/>
+                <w:b w:val="0"/>
+                <w:i w:val="0"/>
+                <w:sz w:val="20"/>
+              </w:rPr>
+              <w:t>P(12,5)</w:t>
+            </w:r>
+          </w:p>
+        </w:tc>
+        <w:tc>
+          <w:tcPr>
+            <w:tcW w:type="dxa" w:w="1930"/>
+          </w:tcPr>
+          <w:p>
+            <w:pPr>
+              <w:jc w:val="center"/>
+            </w:pPr>
+            <w:r/>
+            <w:r>
+              <w:rPr>
+                <w:rFonts w:ascii="Calibri" w:hAnsi="Calibri"/>
+                <w:b w:val="0"/>
+                <w:i w:val="0"/>
+                <w:sz w:val="20"/>
+              </w:rPr>
+              <w:t>95,040</w:t>
+            </w:r>
+          </w:p>
+        </w:tc>
+        <w:tc>
+          <w:tcPr>
+            <w:tcW w:type="dxa" w:w="1930"/>
+          </w:tcPr>
+          <w:p>
+            <w:pPr>
+              <w:jc w:val="center"/>
+            </w:pPr>
+            <w:r/>
+            <w:r>
+              <w:rPr>
+                <w:rFonts w:ascii="Calibri" w:hAnsi="Calibri"/>
+                <w:b w:val="0"/>
+                <w:i w:val="0"/>
+                <w:sz w:val="20"/>
+              </w:rPr>
+              <w:t>120×</w:t>
+            </w:r>
+          </w:p>
+        </w:tc>
+        <w:tc>
+          <w:tcPr>
+            <w:tcW w:type="dxa" w:w="1930"/>
+          </w:tcPr>
+          <w:p>
+            <w:pPr>
+              <w:jc w:val="center"/>
+            </w:pPr>
+            <w:r/>
+            <w:r>
+              <w:rPr>
+                <w:rFonts w:ascii="Calibri" w:hAnsi="Calibri"/>
+                <w:b w:val="0"/>
+                <w:i w:val="0"/>
+                <w:sz w:val="20"/>
+              </w:rPr>
+              <w:t>Ranked severity panel</w:t>
+            </w:r>
+          </w:p>
+        </w:tc>
+      </w:tr>
+      <w:tr>
+        <w:tc>
+          <w:tcPr>
+            <w:tcW w:type="dxa" w:w="1930"/>
+            <w:shd w:val="clear" w:fill="F0F4F8"/>
+          </w:tcPr>
+          <w:p>
+            <w:pPr>
+              <w:jc w:val="center"/>
+            </w:pPr>
+            <w:r/>
+            <w:r>
+              <w:rPr>
+                <w:rFonts w:ascii="Calibri" w:hAnsi="Calibri"/>
+                <w:b w:val="0"/>
+                <w:i w:val="0"/>
+                <w:sz w:val="20"/>
+              </w:rPr>
+              <w:t>With replacement</w:t>
+            </w:r>
+          </w:p>
+        </w:tc>
+        <w:tc>
+          <w:tcPr>
+            <w:tcW w:type="dxa" w:w="1930"/>
+            <w:shd w:val="clear" w:fill="F0F4F8"/>
+          </w:tcPr>
+          <w:p>
+            <w:pPr>
+              <w:jc w:val="center"/>
+            </w:pPr>
+            <w:r/>
+            <w:r>
+              <w:rPr>
+                <w:rFonts w:ascii="Calibri" w:hAnsi="Calibri"/>
+                <w:b w:val="0"/>
+                <w:i w:val="0"/>
+                <w:sz w:val="20"/>
+              </w:rPr>
+              <w:t>12⁵</w:t>
+            </w:r>
+          </w:p>
+        </w:tc>
+        <w:tc>
+          <w:tcPr>
+            <w:tcW w:type="dxa" w:w="1930"/>
+            <w:shd w:val="clear" w:fill="F0F4F8"/>
+          </w:tcPr>
+          <w:p>
+            <w:pPr>
+              <w:jc w:val="center"/>
+            </w:pPr>
+            <w:r/>
+            <w:r>
+              <w:rPr>
+                <w:rFonts w:ascii="Calibri" w:hAnsi="Calibri"/>
+                <w:b w:val="0"/>
+                <w:i w:val="0"/>
+                <w:sz w:val="20"/>
+              </w:rPr>
+              <w:t>248,832</w:t>
+            </w:r>
+          </w:p>
+        </w:tc>
+        <w:tc>
+          <w:tcPr>
+            <w:tcW w:type="dxa" w:w="1930"/>
+            <w:shd w:val="clear" w:fill="F0F4F8"/>
+          </w:tcPr>
+          <w:p>
+            <w:pPr>
+              <w:jc w:val="center"/>
+            </w:pPr>
+            <w:r/>
+            <w:r>
+              <w:rPr>
+                <w:rFonts w:ascii="Calibri" w:hAnsi="Calibri"/>
+                <w:b w:val="0"/>
+                <w:i w:val="0"/>
+                <w:sz w:val="20"/>
+              </w:rPr>
+              <w:t>314×</w:t>
+            </w:r>
+          </w:p>
+        </w:tc>
+        <w:tc>
+          <w:tcPr>
+            <w:tcW w:type="dxa" w:w="1930"/>
+            <w:shd w:val="clear" w:fill="F0F4F8"/>
+          </w:tcPr>
+          <w:p>
+            <w:pPr>
+              <w:jc w:val="center"/>
+            </w:pPr>
+            <w:r/>
+            <w:r>
+              <w:rPr>
+                <w:rFonts w:ascii="Calibri" w:hAnsi="Calibri"/>
+                <w:b w:val="0"/>
+                <w:i w:val="0"/>
+                <w:sz w:val="20"/>
+              </w:rPr>
+              <w:t>Symptom can repeat</w:t>
+            </w:r>
+          </w:p>
+        </w:tc>
+      </w:tr>
+    </w:tbl>
+    <w:p>
+      <w:pPr>
+        <w:jc w:val="center"/>
+      </w:pPr>
+      <w:r>
+        <w:rPr>
+          <w:i/>
+          <w:color w:val="5A5A5A"/>
+          <w:sz w:val="18"/>
+        </w:rPr>
+        <w:t>Table 3: Comparison of all counting policies for n=12, k=5.</w:t>
+      </w:r>
+    </w:p>
+    <w:p>
+      <w:pPr>
+        <w:spacing w:after="120"/>
+      </w:pPr>
+      <w:r>
+        <w:rPr>
+          <w:rFonts w:ascii="Calibri" w:hAnsi="Calibri"/>
+          <w:b w:val="0"/>
+          <w:i w:val="0"/>
+          <w:sz w:val="22"/>
+        </w:rPr>
+      </w:r>
+    </w:p>
+    <w:p>
+      <w:pPr>
+        <w:pStyle w:val="Heading2"/>
+      </w:pPr>
+      <w:r>
+        <w:t>Visual: Growth Rate Analysis</w:t>
+      </w:r>
+    </w:p>
+    <w:p>
+      <w:pPr>
+        <w:spacing w:after="120"/>
+      </w:pPr>
+      <w:r>
+        <w:rPr>
+          <w:rFonts w:ascii="Calibri" w:hAnsi="Calibri"/>
+          <w:b w:val="0"/>
+          <w:i w:val="0"/>
+          <w:sz w:val="22"/>
+        </w:rPr>
+        <w:t>How counts grow as n increases (k=5 fixed):</w:t>
+      </w:r>
+    </w:p>
+    <w:tbl>
+      <w:tblPr>
+        <w:tblStyle w:val="TableGrid"/>
+        <w:tblW w:type="auto" w:w="0"/>
+        <w:jc w:val="center"/>
+        <w:tblLook w:firstColumn="1" w:firstRow="1" w:lastColumn="0" w:lastRow="0" w:noHBand="0" w:noVBand="1" w:val="04A0"/>
+      </w:tblPr>
+      <w:tblGrid>
+        <w:gridCol w:w="1930"/>
+        <w:gridCol w:w="1930"/>
+        <w:gridCol w:w="1930"/>
+        <w:gridCol w:w="1930"/>
+        <w:gridCol w:w="1930"/>
+      </w:tblGrid>
+      <w:tr>
+        <w:tc>
+          <w:tcPr>
+            <w:tcW w:type="dxa" w:w="1930"/>
+            <w:shd w:val="clear" w:fill="1282A2"/>
+          </w:tcPr>
+          <w:p>
+            <w:pPr>
+              <w:jc w:val="center"/>
+            </w:pPr>
+            <w:r>
+              <w:rPr>
+                <w:color w:val="FEFCFB"/>
+              </w:rPr>
+            </w:r>
+            <w:r>
+              <w:rPr>
+                <w:rFonts w:ascii="Calibri" w:hAnsi="Calibri"/>
+                <w:b/>
+                <w:i w:val="0"/>
+                <w:color w:val="FEFCFB"/>
+                <w:sz w:val="20"/>
+              </w:rPr>
+              <w:t>n</w:t>
+            </w:r>
+          </w:p>
+        </w:tc>
+        <w:tc>
+          <w:tcPr>
+            <w:tcW w:type="dxa" w:w="1930"/>
+            <w:shd w:val="clear" w:fill="1282A2"/>
+          </w:tcPr>
+          <w:p>
+            <w:pPr>
+              <w:jc w:val="center"/>
+            </w:pPr>
+            <w:r>
+              <w:rPr>
+                <w:color w:val="FEFCFB"/>
+              </w:rPr>
+            </w:r>
+            <w:r>
+              <w:rPr>
+                <w:rFonts w:ascii="Calibri" w:hAnsi="Calibri"/>
+                <w:b/>
+                <w:i w:val="0"/>
+                <w:color w:val="FEFCFB"/>
+                <w:sz w:val="20"/>
+              </w:rPr>
+              <w:t>C(n,5)</w:t>
+            </w:r>
+          </w:p>
+        </w:tc>
+        <w:tc>
+          <w:tcPr>
+            <w:tcW w:type="dxa" w:w="1930"/>
+            <w:shd w:val="clear" w:fill="1282A2"/>
+          </w:tcPr>
+          <w:p>
+            <w:pPr>
+              <w:jc w:val="center"/>
+            </w:pPr>
+            <w:r>
+              <w:rPr>
+                <w:color w:val="FEFCFB"/>
+              </w:rPr>
+            </w:r>
+            <w:r>
+              <w:rPr>
+                <w:rFonts w:ascii="Calibri" w:hAnsi="Calibri"/>
+                <w:b/>
+                <w:i w:val="0"/>
+                <w:color w:val="FEFCFB"/>
+                <w:sz w:val="20"/>
+              </w:rPr>
+              <w:t>Σ≥5</w:t>
+            </w:r>
+          </w:p>
+        </w:tc>
+        <w:tc>
+          <w:tcPr>
+            <w:tcW w:type="dxa" w:w="1930"/>
+            <w:shd w:val="clear" w:fill="1282A2"/>
+          </w:tcPr>
+          <w:p>
+            <w:pPr>
+              <w:jc w:val="center"/>
+            </w:pPr>
+            <w:r>
+              <w:rPr>
+                <w:color w:val="FEFCFB"/>
+              </w:rPr>
+            </w:r>
+            <w:r>
+              <w:rPr>
+                <w:rFonts w:ascii="Calibri" w:hAnsi="Calibri"/>
+                <w:b/>
+                <w:i w:val="0"/>
+                <w:color w:val="FEFCFB"/>
+                <w:sz w:val="20"/>
+              </w:rPr>
+              <w:t>P(n,5)</w:t>
+            </w:r>
+          </w:p>
+        </w:tc>
+        <w:tc>
+          <w:tcPr>
+            <w:tcW w:type="dxa" w:w="1930"/>
+            <w:shd w:val="clear" w:fill="1282A2"/>
+          </w:tcPr>
+          <w:p>
+            <w:pPr>
+              <w:jc w:val="center"/>
+            </w:pPr>
+            <w:r>
+              <w:rPr>
+                <w:color w:val="FEFCFB"/>
+              </w:rPr>
+            </w:r>
+            <w:r>
+              <w:rPr>
+                <w:rFonts w:ascii="Calibri" w:hAnsi="Calibri"/>
+                <w:b/>
+                <w:i w:val="0"/>
+                <w:color w:val="FEFCFB"/>
+                <w:sz w:val="20"/>
+              </w:rPr>
+              <w:t>2ⁿ</w:t>
+            </w:r>
+          </w:p>
+        </w:tc>
+      </w:tr>
+      <w:tr>
+        <w:tc>
+          <w:tcPr>
+            <w:tcW w:type="dxa" w:w="1930"/>
+          </w:tcPr>
+          <w:p>
+            <w:pPr>
+              <w:jc w:val="center"/>
+            </w:pPr>
+            <w:r/>
+            <w:r>
+              <w:rPr>
+                <w:rFonts w:ascii="Calibri" w:hAnsi="Calibri"/>
+                <w:b w:val="0"/>
+                <w:i w:val="0"/>
+                <w:sz w:val="20"/>
+              </w:rPr>
+              <w:t>5</w:t>
+            </w:r>
+          </w:p>
+        </w:tc>
+        <w:tc>
+          <w:tcPr>
+            <w:tcW w:type="dxa" w:w="1930"/>
+          </w:tcPr>
+          <w:p>
+            <w:pPr>
+              <w:jc w:val="center"/>
+            </w:pPr>
+            <w:r/>
+            <w:r>
+              <w:rPr>
+                <w:rFonts w:ascii="Calibri" w:hAnsi="Calibri"/>
+                <w:b w:val="0"/>
+                <w:i w:val="0"/>
+                <w:sz w:val="20"/>
+              </w:rPr>
+              <w:t>1</w:t>
+            </w:r>
+          </w:p>
+        </w:tc>
+        <w:tc>
+          <w:tcPr>
+            <w:tcW w:type="dxa" w:w="1930"/>
+          </w:tcPr>
+          <w:p>
+            <w:pPr>
+              <w:jc w:val="center"/>
+            </w:pPr>
+            <w:r/>
+            <w:r>
+              <w:rPr>
+                <w:rFonts w:ascii="Calibri" w:hAnsi="Calibri"/>
+                <w:b w:val="0"/>
+                <w:i w:val="0"/>
+                <w:sz w:val="20"/>
+              </w:rPr>
+              <w:t>1</w:t>
+            </w:r>
+          </w:p>
+        </w:tc>
+        <w:tc>
+          <w:tcPr>
+            <w:tcW w:type="dxa" w:w="1930"/>
+          </w:tcPr>
+          <w:p>
+            <w:pPr>
+              <w:jc w:val="center"/>
+            </w:pPr>
+            <w:r/>
+            <w:r>
+              <w:rPr>
+                <w:rFonts w:ascii="Calibri" w:hAnsi="Calibri"/>
+                <w:b w:val="0"/>
+                <w:i w:val="0"/>
+                <w:sz w:val="20"/>
+              </w:rPr>
+              <w:t>120</w:t>
+            </w:r>
+          </w:p>
+        </w:tc>
+        <w:tc>
+          <w:tcPr>
+            <w:tcW w:type="dxa" w:w="1930"/>
+          </w:tcPr>
+          <w:p>
+            <w:pPr>
+              <w:jc w:val="center"/>
+            </w:pPr>
+            <w:r/>
+            <w:r>
+              <w:rPr>
+                <w:rFonts w:ascii="Calibri" w:hAnsi="Calibri"/>
+                <w:b w:val="0"/>
+                <w:i w:val="0"/>
+                <w:sz w:val="20"/>
+              </w:rPr>
+              <w:t>32</w:t>
+            </w:r>
+          </w:p>
+        </w:tc>
+      </w:tr>
+      <w:tr>
+        <w:tc>
+          <w:tcPr>
+            <w:tcW w:type="dxa" w:w="1930"/>
+            <w:shd w:val="clear" w:fill="F0F4F8"/>
+          </w:tcPr>
+          <w:p>
+            <w:pPr>
+              <w:jc w:val="center"/>
+            </w:pPr>
+            <w:r/>
+            <w:r>
+              <w:rPr>
+                <w:rFonts w:ascii="Calibri" w:hAnsi="Calibri"/>
+                <w:b w:val="0"/>
+                <w:i w:val="0"/>
+                <w:sz w:val="20"/>
+              </w:rPr>
+              <w:t>8</w:t>
+            </w:r>
+          </w:p>
+        </w:tc>
+        <w:tc>
+          <w:tcPr>
+            <w:tcW w:type="dxa" w:w="1930"/>
+            <w:shd w:val="clear" w:fill="F0F4F8"/>
+          </w:tcPr>
+          <w:p>
+            <w:pPr>
+              <w:jc w:val="center"/>
+            </w:pPr>
+            <w:r/>
+            <w:r>
+              <w:rPr>
+                <w:rFonts w:ascii="Calibri" w:hAnsi="Calibri"/>
+                <w:b w:val="0"/>
+                <w:i w:val="0"/>
+                <w:sz w:val="20"/>
+              </w:rPr>
+              <w:t>56</w:t>
+            </w:r>
+          </w:p>
+        </w:tc>
+        <w:tc>
+          <w:tcPr>
+            <w:tcW w:type="dxa" w:w="1930"/>
+            <w:shd w:val="clear" w:fill="F0F4F8"/>
+          </w:tcPr>
+          <w:p>
+            <w:pPr>
+              <w:jc w:val="center"/>
+            </w:pPr>
+            <w:r/>
+            <w:r>
+              <w:rPr>
+                <w:rFonts w:ascii="Calibri" w:hAnsi="Calibri"/>
+                <w:b w:val="0"/>
+                <w:i w:val="0"/>
+                <w:sz w:val="20"/>
+              </w:rPr>
+              <w:t>219</w:t>
+            </w:r>
+          </w:p>
+        </w:tc>
+        <w:tc>
+          <w:tcPr>
+            <w:tcW w:type="dxa" w:w="1930"/>
+            <w:shd w:val="clear" w:fill="F0F4F8"/>
+          </w:tcPr>
+          <w:p>
+            <w:pPr>
+              <w:jc w:val="center"/>
+            </w:pPr>
+            <w:r/>
+            <w:r>
+              <w:rPr>
+                <w:rFonts w:ascii="Calibri" w:hAnsi="Calibri"/>
+                <w:b w:val="0"/>
+                <w:i w:val="0"/>
+                <w:sz w:val="20"/>
+              </w:rPr>
+              <w:t>6,720</w:t>
+            </w:r>
+          </w:p>
+        </w:tc>
+        <w:tc>
+          <w:tcPr>
+            <w:tcW w:type="dxa" w:w="1930"/>
+            <w:shd w:val="clear" w:fill="F0F4F8"/>
+          </w:tcPr>
+          <w:p>
+            <w:pPr>
+              <w:jc w:val="center"/>
+            </w:pPr>
+            <w:r/>
+            <w:r>
+              <w:rPr>
+                <w:rFonts w:ascii="Calibri" w:hAnsi="Calibri"/>
+                <w:b w:val="0"/>
+                <w:i w:val="0"/>
+                <w:sz w:val="20"/>
+              </w:rPr>
+              <w:t>256</w:t>
+            </w:r>
+          </w:p>
+        </w:tc>
+      </w:tr>
+      <w:tr>
+        <w:tc>
+          <w:tcPr>
+            <w:tcW w:type="dxa" w:w="1930"/>
+          </w:tcPr>
+          <w:p>
+            <w:pPr>
+              <w:jc w:val="center"/>
+            </w:pPr>
+            <w:r/>
+            <w:r>
+              <w:rPr>
+                <w:rFonts w:ascii="Calibri" w:hAnsi="Calibri"/>
+                <w:b w:val="0"/>
+                <w:i w:val="0"/>
+                <w:sz w:val="20"/>
+              </w:rPr>
+              <w:t>10</w:t>
+            </w:r>
+          </w:p>
+        </w:tc>
+        <w:tc>
+          <w:tcPr>
+            <w:tcW w:type="dxa" w:w="1930"/>
+          </w:tcPr>
+          <w:p>
+            <w:pPr>
+              <w:jc w:val="center"/>
+            </w:pPr>
+            <w:r/>
+            <w:r>
+              <w:rPr>
+                <w:rFonts w:ascii="Calibri" w:hAnsi="Calibri"/>
+                <w:b w:val="0"/>
+                <w:i w:val="0"/>
+                <w:sz w:val="20"/>
+              </w:rPr>
+              <w:t>252</w:t>
+            </w:r>
+          </w:p>
+        </w:tc>
+        <w:tc>
+          <w:tcPr>
+            <w:tcW w:type="dxa" w:w="1930"/>
+          </w:tcPr>
+          <w:p>
+            <w:pPr>
+              <w:jc w:val="center"/>
+            </w:pPr>
+            <w:r/>
+            <w:r>
+              <w:rPr>
+                <w:rFonts w:ascii="Calibri" w:hAnsi="Calibri"/>
+                <w:b w:val="0"/>
+                <w:i w:val="0"/>
+                <w:sz w:val="20"/>
+              </w:rPr>
+              <w:t>848</w:t>
+            </w:r>
+          </w:p>
+        </w:tc>
+        <w:tc>
+          <w:tcPr>
+            <w:tcW w:type="dxa" w:w="1930"/>
+          </w:tcPr>
+          <w:p>
+            <w:pPr>
+              <w:jc w:val="center"/>
+            </w:pPr>
+            <w:r/>
+            <w:r>
+              <w:rPr>
+                <w:rFonts w:ascii="Calibri" w:hAnsi="Calibri"/>
+                <w:b w:val="0"/>
+                <w:i w:val="0"/>
+                <w:sz w:val="20"/>
+              </w:rPr>
+              <w:t>30,240</w:t>
+            </w:r>
+          </w:p>
+        </w:tc>
+        <w:tc>
+          <w:tcPr>
+            <w:tcW w:type="dxa" w:w="1930"/>
+          </w:tcPr>
+          <w:p>
+            <w:pPr>
+              <w:jc w:val="center"/>
+            </w:pPr>
+            <w:r/>
+            <w:r>
+              <w:rPr>
+                <w:rFonts w:ascii="Calibri" w:hAnsi="Calibri"/>
+                <w:b w:val="0"/>
+                <w:i w:val="0"/>
+                <w:sz w:val="20"/>
+              </w:rPr>
+              <w:t>1,024</w:t>
+            </w:r>
+          </w:p>
+        </w:tc>
+      </w:tr>
+      <w:tr>
+        <w:tc>
+          <w:tcPr>
+            <w:tcW w:type="dxa" w:w="1930"/>
+            <w:shd w:val="clear" w:fill="F0F4F8"/>
+          </w:tcPr>
+          <w:p>
+            <w:pPr>
+              <w:jc w:val="center"/>
+            </w:pPr>
+            <w:r/>
+            <w:r>
+              <w:rPr>
+                <w:rFonts w:ascii="Calibri" w:hAnsi="Calibri"/>
+                <w:b w:val="0"/>
+                <w:i w:val="0"/>
+                <w:sz w:val="20"/>
+              </w:rPr>
+              <w:t>12</w:t>
+            </w:r>
+          </w:p>
+        </w:tc>
+        <w:tc>
+          <w:tcPr>
+            <w:tcW w:type="dxa" w:w="1930"/>
+            <w:shd w:val="clear" w:fill="F0F4F8"/>
+          </w:tcPr>
+          <w:p>
+            <w:pPr>
+              <w:jc w:val="center"/>
+            </w:pPr>
+            <w:r/>
+            <w:r>
+              <w:rPr>
+                <w:rFonts w:ascii="Calibri" w:hAnsi="Calibri"/>
+                <w:b w:val="0"/>
+                <w:i w:val="0"/>
+                <w:sz w:val="20"/>
+              </w:rPr>
+              <w:t>792</w:t>
+            </w:r>
+          </w:p>
+        </w:tc>
+        <w:tc>
+          <w:tcPr>
+            <w:tcW w:type="dxa" w:w="1930"/>
+            <w:shd w:val="clear" w:fill="F0F4F8"/>
+          </w:tcPr>
+          <w:p>
+            <w:pPr>
+              <w:jc w:val="center"/>
+            </w:pPr>
+            <w:r/>
+            <w:r>
+              <w:rPr>
+                <w:rFonts w:ascii="Calibri" w:hAnsi="Calibri"/>
+                <w:b w:val="0"/>
+                <w:i w:val="0"/>
+                <w:sz w:val="20"/>
+              </w:rPr>
+              <w:t>3,302</w:t>
+            </w:r>
+          </w:p>
+        </w:tc>
+        <w:tc>
+          <w:tcPr>
+            <w:tcW w:type="dxa" w:w="1930"/>
+            <w:shd w:val="clear" w:fill="F0F4F8"/>
+          </w:tcPr>
+          <w:p>
+            <w:pPr>
+              <w:jc w:val="center"/>
+            </w:pPr>
+            <w:r/>
+            <w:r>
+              <w:rPr>
+                <w:rFonts w:ascii="Calibri" w:hAnsi="Calibri"/>
+                <w:b w:val="0"/>
+                <w:i w:val="0"/>
+                <w:sz w:val="20"/>
+              </w:rPr>
+              <w:t>95,040</w:t>
+            </w:r>
+          </w:p>
+        </w:tc>
+        <w:tc>
+          <w:tcPr>
+            <w:tcW w:type="dxa" w:w="1930"/>
+            <w:shd w:val="clear" w:fill="F0F4F8"/>
+          </w:tcPr>
+          <w:p>
+            <w:pPr>
+              <w:jc w:val="center"/>
+            </w:pPr>
+            <w:r/>
+            <w:r>
+              <w:rPr>
+                <w:rFonts w:ascii="Calibri" w:hAnsi="Calibri"/>
+                <w:b w:val="0"/>
+                <w:i w:val="0"/>
+                <w:sz w:val="20"/>
+              </w:rPr>
+              <w:t>4,096</w:t>
+            </w:r>
+          </w:p>
+        </w:tc>
+      </w:tr>
+      <w:tr>
+        <w:tc>
+          <w:tcPr>
+            <w:tcW w:type="dxa" w:w="1930"/>
+          </w:tcPr>
+          <w:p>
+            <w:pPr>
+              <w:jc w:val="center"/>
+            </w:pPr>
+            <w:r/>
+            <w:r>
+              <w:rPr>
+                <w:rFonts w:ascii="Calibri" w:hAnsi="Calibri"/>
+                <w:b w:val="0"/>
+                <w:i w:val="0"/>
+                <w:sz w:val="20"/>
+              </w:rPr>
+              <w:t>15</w:t>
+            </w:r>
+          </w:p>
+        </w:tc>
+        <w:tc>
+          <w:tcPr>
+            <w:tcW w:type="dxa" w:w="1930"/>
+          </w:tcPr>
+          <w:p>
+            <w:pPr>
+              <w:jc w:val="center"/>
+            </w:pPr>
+            <w:r/>
+            <w:r>
+              <w:rPr>
+                <w:rFonts w:ascii="Calibri" w:hAnsi="Calibri"/>
+                <w:b w:val="0"/>
+                <w:i w:val="0"/>
+                <w:sz w:val="20"/>
+              </w:rPr>
+              <w:t>3,003</w:t>
+            </w:r>
+          </w:p>
+        </w:tc>
+        <w:tc>
+          <w:tcPr>
+            <w:tcW w:type="dxa" w:w="1930"/>
+          </w:tcPr>
+          <w:p>
+            <w:pPr>
+              <w:jc w:val="center"/>
+            </w:pPr>
+            <w:r/>
+            <w:r>
+              <w:rPr>
+                <w:rFonts w:ascii="Calibri" w:hAnsi="Calibri"/>
+                <w:b w:val="0"/>
+                <w:i w:val="0"/>
+                <w:sz w:val="20"/>
+              </w:rPr>
+              <w:t>18,402</w:t>
+            </w:r>
+          </w:p>
+        </w:tc>
+        <w:tc>
+          <w:tcPr>
+            <w:tcW w:type="dxa" w:w="1930"/>
+          </w:tcPr>
+          <w:p>
+            <w:pPr>
+              <w:jc w:val="center"/>
+            </w:pPr>
+            <w:r/>
+            <w:r>
+              <w:rPr>
+                <w:rFonts w:ascii="Calibri" w:hAnsi="Calibri"/>
+                <w:b w:val="0"/>
+                <w:i w:val="0"/>
+                <w:sz w:val="20"/>
+              </w:rPr>
+              <w:t>360,360</w:t>
+            </w:r>
+          </w:p>
+        </w:tc>
+        <w:tc>
+          <w:tcPr>
+            <w:tcW w:type="dxa" w:w="1930"/>
+          </w:tcPr>
+          <w:p>
+            <w:pPr>
+              <w:jc w:val="center"/>
+            </w:pPr>
+            <w:r/>
+            <w:r>
+              <w:rPr>
+                <w:rFonts w:ascii="Calibri" w:hAnsi="Calibri"/>
+                <w:b w:val="0"/>
+                <w:i w:val="0"/>
+                <w:sz w:val="20"/>
+              </w:rPr>
+              <w:t>32,768</w:t>
+            </w:r>
+          </w:p>
+        </w:tc>
+      </w:tr>
+      <w:tr>
+        <w:tc>
+          <w:tcPr>
+            <w:tcW w:type="dxa" w:w="1930"/>
+            <w:shd w:val="clear" w:fill="F0F4F8"/>
+          </w:tcPr>
+          <w:p>
+            <w:pPr>
+              <w:jc w:val="center"/>
+            </w:pPr>
+            <w:r/>
+            <w:r>
+              <w:rPr>
+                <w:rFonts w:ascii="Calibri" w:hAnsi="Calibri"/>
+                <w:b w:val="0"/>
+                <w:i w:val="0"/>
+                <w:sz w:val="20"/>
+              </w:rPr>
+              <w:t>20</w:t>
+            </w:r>
+          </w:p>
+        </w:tc>
+        <w:tc>
+          <w:tcPr>
+            <w:tcW w:type="dxa" w:w="1930"/>
+            <w:shd w:val="clear" w:fill="F0F4F8"/>
+          </w:tcPr>
+          <w:p>
+            <w:pPr>
+              <w:jc w:val="center"/>
+            </w:pPr>
+            <w:r/>
+            <w:r>
+              <w:rPr>
+                <w:rFonts w:ascii="Calibri" w:hAnsi="Calibri"/>
+                <w:b w:val="0"/>
+                <w:i w:val="0"/>
+                <w:sz w:val="20"/>
+              </w:rPr>
+              <w:t>15,504</w:t>
+            </w:r>
+          </w:p>
+        </w:tc>
+        <w:tc>
+          <w:tcPr>
+            <w:tcW w:type="dxa" w:w="1930"/>
+            <w:shd w:val="clear" w:fill="F0F4F8"/>
+          </w:tcPr>
+          <w:p>
+            <w:pPr>
+              <w:jc w:val="center"/>
+            </w:pPr>
+            <w:r/>
+            <w:r>
+              <w:rPr>
+                <w:rFonts w:ascii="Calibri" w:hAnsi="Calibri"/>
+                <w:b w:val="0"/>
+                <w:i w:val="0"/>
+                <w:sz w:val="20"/>
+              </w:rPr>
+              <w:t>184,755</w:t>
+            </w:r>
+          </w:p>
+        </w:tc>
+        <w:tc>
+          <w:tcPr>
+            <w:tcW w:type="dxa" w:w="1930"/>
+            <w:shd w:val="clear" w:fill="F0F4F8"/>
+          </w:tcPr>
+          <w:p>
+            <w:pPr>
+              <w:jc w:val="center"/>
+            </w:pPr>
+            <w:r/>
+            <w:r>
+              <w:rPr>
+                <w:rFonts w:ascii="Calibri" w:hAnsi="Calibri"/>
+                <w:b w:val="0"/>
+                <w:i w:val="0"/>
+                <w:sz w:val="20"/>
+              </w:rPr>
+              <w:t>1,860,480</w:t>
+            </w:r>
+          </w:p>
+        </w:tc>
+        <w:tc>
+          <w:tcPr>
+            <w:tcW w:type="dxa" w:w="1930"/>
+            <w:shd w:val="clear" w:fill="F0F4F8"/>
+          </w:tcPr>
+          <w:p>
+            <w:pPr>
+              <w:jc w:val="center"/>
+            </w:pPr>
+            <w:r/>
+            <w:r>
+              <w:rPr>
+                <w:rFonts w:ascii="Calibri" w:hAnsi="Calibri"/>
+                <w:b w:val="0"/>
+                <w:i w:val="0"/>
+                <w:sz w:val="20"/>
+              </w:rPr>
+              <w:t>1,048,576</w:t>
+            </w:r>
+          </w:p>
+        </w:tc>
+      </w:tr>
+    </w:tbl>
+    <w:p>
+      <w:pPr>
+        <w:jc w:val="center"/>
+      </w:pPr>
+      <w:r>
+        <w:rPr>
+          <w:i/>
+          <w:color w:val="5A5A5A"/>
+          <w:sz w:val="18"/>
+        </w:rPr>
+        <w:t>Table 4: How counts grow with n (k=5). Exponential growth makes large n intractable for exhaustive enumeration.</w:t>
+      </w:r>
+    </w:p>
+    <w:p>
+      <w:pPr>
+        <w:spacing w:after="120"/>
+      </w:pPr>
+      <w:r>
+        <w:rPr>
+          <w:rFonts w:ascii="Calibri" w:hAnsi="Calibri"/>
+          <w:b w:val="0"/>
+          <w:i w:val="0"/>
+          <w:sz w:val="22"/>
+        </w:rPr>
+      </w:r>
+    </w:p>
+    <w:p>
+      <w:pPr>
+        <w:pStyle w:val="Heading2"/>
+      </w:pPr>
+      <w:r>
+        <w:t>Symmetry Property</w:t>
+      </w:r>
+    </w:p>
+    <w:p>
+      <w:pPr>
+        <w:spacing w:after="120"/>
+      </w:pPr>
+      <w:r>
+        <w:rPr>
+          <w:rFonts w:ascii="Calibri" w:hAnsi="Calibri"/>
+          <w:b w:val="0"/>
+          <w:i w:val="0"/>
+          <w:sz w:val="22"/>
+        </w:rPr>
+        <w:t>C(12, k) = C(12, 12-k). This means:</w:t>
+      </w:r>
+    </w:p>
+    <w:p>
+      <w:pPr>
+        <w:pStyle w:val="ListBullet"/>
+        <w:spacing w:after="60"/>
+      </w:pPr>
+      <w:r>
+        <w:t>C(12, 5) = C(12, 7) = 792 (choosing 5 to include = choosing 7 to exclude)</w:t>
+      </w:r>
+    </w:p>
+    <w:p>
+      <w:pPr>
+        <w:pStyle w:val="ListBullet"/>
+        <w:spacing w:after="60"/>
+      </w:pPr>
+      <w:r>
+        <w:t>C(12, 4) = C(12, 8) = 495</w:t>
+      </w:r>
+    </w:p>
+    <w:p>
+      <w:pPr>
+        <w:pStyle w:val="ListBullet"/>
+        <w:spacing w:after="60"/>
+      </w:pPr>
+      <w:r>
+        <w:t>C(12, 3) = C(12, 9) = 220</w:t>
+      </w:r>
+    </w:p>
+    <w:p>
+      <w:pPr>
+        <w:spacing w:after="120"/>
+      </w:pPr>
+      <w:r>
+        <w:rPr>
+          <w:rFonts w:ascii="Calibri" w:hAnsi="Calibri"/>
+          <w:b w:val="0"/>
+          <w:i w:val="0"/>
+          <w:sz w:val="22"/>
+        </w:rPr>
+        <w:t>The binomial coefficients are symmetric around n/2 = 6.</w:t>
+      </w:r>
+    </w:p>
+    <w:p>
+      <w:pPr>
         <w:pStyle w:val="Heading1"/>
       </w:pPr>
       <w:r>
@@ -513,12 +4761,162 @@
       </w:r>
     </w:p>
     <w:p>
+      <w:pPr>
+        <w:pStyle w:val="Heading2"/>
+      </w:pPr>
+      <w:r>
+        <w:t>What Each Number Means for the Triage Engine</w:t>
+      </w:r>
+    </w:p>
+    <w:p>
+      <w:pPr>
+        <w:spacing w:after="120"/>
+      </w:pPr>
       <w:r>
         <w:rPr>
+          <w:rFonts w:ascii="Calibri" w:hAnsi="Calibri"/>
+          <w:b/>
+          <w:i w:val="0"/>
+          <w:sz w:val="22"/>
+        </w:rPr>
+        <w:t>792 (Exactly 5):</w:t>
+      </w:r>
+    </w:p>
+    <w:p>
+      <w:pPr>
+        <w:spacing w:after="120"/>
+      </w:pPr>
+      <w:r>
+        <w:rPr>
+          <w:rFonts w:ascii="Calibri" w:hAnsi="Calibri"/>
           <w:b w:val="0"/>
           <w:i w:val="0"/>
+          <w:sz w:val="22"/>
         </w:rPr>
-        <w:t>Middle number 3,302 bounds curation effort; 792 is the UI choice count for a fixed-5 screen; 95,040 warns that ranking needs virtualized rendering.</w:t>
+        <w:t>The manageable option. A UI can present 792 distinct panels without performance issues. QA can enumerate all 792 panels for exhaustive testing. Storage: 792 precomputed diagnosis records ≈ few MB.</w:t>
+      </w:r>
+    </w:p>
+    <w:p>
+      <w:pPr>
+        <w:spacing w:after="120"/>
+      </w:pPr>
+      <w:r>
+        <w:rPr>
+          <w:rFonts w:ascii="Calibri" w:hAnsi="Calibri"/>
+          <w:b w:val="0"/>
+          <w:i w:val="0"/>
+          <w:sz w:val="22"/>
+        </w:rPr>
+      </w:r>
+    </w:p>
+    <w:p>
+      <w:pPr>
+        <w:spacing w:after="120"/>
+      </w:pPr>
+      <w:r>
+        <w:rPr>
+          <w:rFonts w:ascii="Calibri" w:hAnsi="Calibri"/>
+          <w:b/>
+          <w:i w:val="0"/>
+          <w:sz w:val="22"/>
+        </w:rPr>
+        <w:t>3,302 (At Least 5):</w:t>
+      </w:r>
+    </w:p>
+    <w:p>
+      <w:pPr>
+        <w:spacing w:after="120"/>
+      </w:pPr>
+      <w:r>
+        <w:rPr>
+          <w:rFonts w:ascii="Calibri" w:hAnsi="Calibri"/>
+          <w:b w:val="0"/>
+          <w:i w:val="0"/>
+          <w:sz w:val="22"/>
+        </w:rPr>
+        <w:t>The flexible option. Gives clinicians the ability to add more symptoms when the case is complex. At 3,302 options, a searchable dropdown is still feasible, but the cognitive load is 4.17× higher than the fixed-5 panel.</w:t>
+      </w:r>
+    </w:p>
+    <w:p>
+      <w:pPr>
+        <w:spacing w:after="120"/>
+      </w:pPr>
+      <w:r>
+        <w:rPr>
+          <w:rFonts w:ascii="Calibri" w:hAnsi="Calibri"/>
+          <w:b w:val="0"/>
+          <w:i w:val="0"/>
+          <w:sz w:val="22"/>
+        </w:rPr>
+      </w:r>
+    </w:p>
+    <w:p>
+      <w:pPr>
+        <w:spacing w:after="120"/>
+      </w:pPr>
+      <w:r>
+        <w:rPr>
+          <w:rFonts w:ascii="Calibri" w:hAnsi="Calibri"/>
+          <w:b/>
+          <w:i w:val="0"/>
+          <w:sz w:val="22"/>
+        </w:rPr>
+        <w:t>95,040 (Ordered 5):</w:t>
+      </w:r>
+    </w:p>
+    <w:p>
+      <w:pPr>
+        <w:spacing w:after="120"/>
+      </w:pPr>
+      <w:r>
+        <w:rPr>
+          <w:rFonts w:ascii="Calibri" w:hAnsi="Calibri"/>
+          <w:b w:val="0"/>
+          <w:i w:val="0"/>
+          <w:sz w:val="22"/>
+        </w:rPr>
+        <w:t>The expensive option. Only justified if symptom order carries clinical meaning (e.g., 'fever before rash' suggests measles, while 'rash before fever' suggests an allergic reaction). Without order-dependent semantics, the 120× multiplier is wasted computation.</w:t>
+      </w:r>
+    </w:p>
+    <w:p>
+      <w:pPr>
+        <w:spacing w:after="120"/>
+      </w:pPr>
+      <w:r>
+        <w:rPr>
+          <w:rFonts w:ascii="Calibri" w:hAnsi="Calibri"/>
+          <w:b w:val="0"/>
+          <w:i w:val="0"/>
+          <w:sz w:val="22"/>
+        </w:rPr>
+      </w:r>
+    </w:p>
+    <w:p>
+      <w:pPr>
+        <w:spacing w:after="120"/>
+      </w:pPr>
+      <w:r>
+        <w:rPr>
+          <w:rFonts w:ascii="Calibri" w:hAnsi="Calibri"/>
+          <w:b/>
+          <w:i w:val="0"/>
+          <w:sz w:val="22"/>
+        </w:rPr>
+        <w:t>Key insight:</w:t>
+      </w:r>
+    </w:p>
+    <w:p>
+      <w:pPr>
+        <w:spacing w:after="120"/>
+      </w:pPr>
+      <w:r>
+        <w:rPr>
+          <w:rFonts w:ascii="Calibri" w:hAnsi="Calibri"/>
+          <w:b w:val="0"/>
+          <w:i w:val="0"/>
+          <w:sz w:val="22"/>
+        </w:rPr>
+        <w:t>The middle number (3,302) bounds the curation effort. If the team needs to review every possible panel, they face 3,302 reviews — feasible for a small team in a focused sprint. The 95,040 ordered count is a warning: ranking UIs need virtualised rendering and lazy evaluation.</w:t>
       </w:r>
     </w:p>
     <w:p>
@@ -530,12 +4928,132 @@
       </w:r>
     </w:p>
     <w:p>
+      <w:pPr>
+        <w:pStyle w:val="Heading2"/>
+      </w:pPr>
+      <w:r>
+        <w:t>The Combination Calculator Panel</w:t>
+      </w:r>
+    </w:p>
+    <w:p>
+      <w:pPr>
+        <w:spacing w:after="120"/>
+      </w:pPr>
       <w:r>
         <w:rPr>
+          <w:rFonts w:ascii="Calibri" w:hAnsi="Calibri"/>
           <w:b w:val="0"/>
           <w:i w:val="0"/>
+          <w:sz w:val="22"/>
         </w:rPr>
-        <w:t>Deployed as the Combination Calculator panel: n/k sliders defaulting to 12/5 display the three counts live via exact integer arithmetic (no floats). Admins explore capacity trade-offs interactively.</w:t>
+        <w:t>The computed values are deployed in the live Combination Calculator on the project website. Features include:</w:t>
+      </w:r>
+    </w:p>
+    <w:p>
+      <w:pPr>
+        <w:pStyle w:val="ListBullet"/>
+        <w:spacing w:after="60"/>
+      </w:pPr>
+      <w:r>
+        <w:t>Interactive n/k sliders defaulting to n=12, k=5</w:t>
+      </w:r>
+    </w:p>
+    <w:p>
+      <w:pPr>
+        <w:pStyle w:val="ListBullet"/>
+        <w:spacing w:after="60"/>
+      </w:pPr>
+      <w:r>
+        <w:t>Real-time computation of C(n,k), Σ≥k, and P(n,k) using exact integer arithmetic</w:t>
+      </w:r>
+    </w:p>
+    <w:p>
+      <w:pPr>
+        <w:pStyle w:val="ListBullet"/>
+        <w:spacing w:after="60"/>
+      </w:pPr>
+      <w:r>
+        <w:t>No floating-point rounding: all values are computed as BigInt in JavaScript</w:t>
+      </w:r>
+    </w:p>
+    <w:p>
+      <w:pPr>
+        <w:pStyle w:val="ListBullet"/>
+        <w:spacing w:after="60"/>
+      </w:pPr>
+      <w:r>
+        <w:t>Consistency check: P(n,k) = C(n,k) × k! verified live on every slider change</w:t>
+      </w:r>
+    </w:p>
+    <w:p>
+      <w:pPr>
+        <w:pStyle w:val="ListBullet"/>
+        <w:spacing w:after="60"/>
+      </w:pPr>
+      <w:r>
+        <w:t>Visual comparison of the three counts as proportional bars</w:t>
+      </w:r>
+    </w:p>
+    <w:p>
+      <w:pPr>
+        <w:spacing w:after="120"/>
+      </w:pPr>
+      <w:r>
+        <w:rPr>
+          <w:rFonts w:ascii="Calibri" w:hAnsi="Calibri"/>
+          <w:b w:val="0"/>
+          <w:i w:val="0"/>
+          <w:sz w:val="22"/>
+        </w:rPr>
+      </w:r>
+    </w:p>
+    <w:p>
+      <w:pPr>
+        <w:pStyle w:val="Heading2"/>
+      </w:pPr>
+      <w:r>
+        <w:t>Administrative Use Case</w:t>
+      </w:r>
+    </w:p>
+    <w:p>
+      <w:pPr>
+        <w:spacing w:after="120"/>
+      </w:pPr>
+      <w:r>
+        <w:rPr>
+          <w:rFonts w:ascii="Calibri" w:hAnsi="Calibri"/>
+          <w:b w:val="0"/>
+          <w:i w:val="0"/>
+          <w:sz w:val="22"/>
+        </w:rPr>
+        <w:t>System administrators use the calculator to explore capacity trade-offs:</w:t>
+      </w:r>
+    </w:p>
+    <w:p>
+      <w:pPr>
+        <w:pStyle w:val="ListBullet"/>
+        <w:spacing w:after="60"/>
+      </w:pPr>
+      <w:r>
+        <w:t>Adding 1 more symptom (n=13): C(13,5) = 1,287 (62.5% increase from 792)</w:t>
+      </w:r>
+    </w:p>
+    <w:p>
+      <w:pPr>
+        <w:pStyle w:val="ListBullet"/>
+        <w:spacing w:after="60"/>
+      </w:pPr>
+      <w:r>
+        <w:t>Reducing panel size (k=4): C(12,4) = 495 (37.5% decrease from 792)</w:t>
+      </w:r>
+    </w:p>
+    <w:p>
+      <w:pPr>
+        <w:pStyle w:val="ListBullet"/>
+        <w:spacing w:after="60"/>
+      </w:pPr>
+      <w:r>
+        <w:t>The asymmetric sensitivity: adding symptoms is more expensive than reducing panel size</w:t>
       </w:r>
     </w:p>
     <w:p>
@@ -548,18 +5066,112 @@
     </w:p>
     <w:p>
       <w:pPr>
-        <w:pStyle w:val="ListBullet"/>
+        <w:pStyle w:val="Heading2"/>
       </w:pPr>
       <w:r>
-        <w:t>Scale to n≈50 with pruning and inclusion–exclusion for at-least-k queries.</w:t>
+        <w:t>Scalability Challenges</w:t>
       </w:r>
     </w:p>
     <w:p>
       <w:pPr>
+        <w:spacing w:after="120"/>
+      </w:pPr>
+      <w:r>
+        <w:rPr>
+          <w:rFonts w:ascii="Calibri" w:hAnsi="Calibri"/>
+          <w:b w:val="0"/>
+          <w:i w:val="0"/>
+          <w:sz w:val="22"/>
+        </w:rPr>
+        <w:t>For larger symptom databases (n ≈ 50), direct computation becomes expensive:</w:t>
+      </w:r>
+    </w:p>
+    <w:p>
+      <w:pPr>
         <w:pStyle w:val="ListBullet"/>
+        <w:spacing w:after="60"/>
       </w:pPr>
       <w:r>
-        <w:t>Weighted counting with symptom-frequency priors.</w:t>
+        <w:t>C(50, 5) = 2,118,760 — still manageable</w:t>
+      </w:r>
+    </w:p>
+    <w:p>
+      <w:pPr>
+        <w:pStyle w:val="ListBullet"/>
+        <w:spacing w:after="60"/>
+      </w:pPr>
+      <w:r>
+        <w:t>Σ≥5 for n=50 ≈ 1.1 × 10¹⁵ — intractable for exhaustive enumeration</w:t>
+      </w:r>
+    </w:p>
+    <w:p>
+      <w:pPr>
+        <w:pStyle w:val="ListBullet"/>
+        <w:spacing w:after="60"/>
+      </w:pPr>
+      <w:r>
+        <w:t>P(50, 5) = 254,251,200 — too large for UI rendering</w:t>
+      </w:r>
+    </w:p>
+    <w:p>
+      <w:pPr>
+        <w:spacing w:after="120"/>
+      </w:pPr>
+      <w:r>
+        <w:rPr>
+          <w:rFonts w:ascii="Calibri" w:hAnsi="Calibri"/>
+          <w:b w:val="0"/>
+          <w:i w:val="0"/>
+          <w:sz w:val="22"/>
+        </w:rPr>
+      </w:r>
+    </w:p>
+    <w:p>
+      <w:pPr>
+        <w:pStyle w:val="Heading2"/>
+      </w:pPr>
+      <w:r>
+        <w:t>Proposed Extensions</w:t>
+      </w:r>
+    </w:p>
+    <w:p>
+      <w:pPr>
+        <w:spacing w:after="60"/>
+      </w:pPr>
+      <w:r>
+        <w:t>1. Inclusion–Exclusion for At-Least-K: For large n, use the identity Σ_{i=k}^{n} C(n,i) = 2ⁿ - Σ_{i=0}^{k-1} C(n,i) to avoid computing the tail directly.</w:t>
+      </w:r>
+    </w:p>
+    <w:p>
+      <w:pPr>
+        <w:spacing w:after="60"/>
+      </w:pPr>
+      <w:r>
+        <w:t>2. Weighted Counting: Not all symptoms are equally likely. Weighted combinations Σ w(S) for S ⊆ symptoms could prioritise high-frequency symptoms.</w:t>
+      </w:r>
+    </w:p>
+    <w:p>
+      <w:pPr>
+        <w:spacing w:after="60"/>
+      </w:pPr>
+      <w:r>
+        <w:t>3. Approximation for Large n: Stirling's approximation for factorials enables approximate counting when exact values aren't needed.</w:t>
+      </w:r>
+    </w:p>
+    <w:p>
+      <w:pPr>
+        <w:spacing w:after="60"/>
+      </w:pPr>
+      <w:r>
+        <w:t>4. Database-Driven Enumeration: Store precomputed combinations in a database with indexed lookups rather than computing on-the-fly.</w:t>
+      </w:r>
+    </w:p>
+    <w:p>
+      <w:pPr>
+        <w:spacing w:after="60"/>
+      </w:pPr>
+      <w:r>
+        <w:t>5. Probabilistic Selection: Instead of enumerating all combinations, use Monte Carlo sampling to estimate diagnostic coverage.</w:t>
       </w:r>
     </w:p>
     <w:p>
@@ -571,12 +5183,125 @@
       </w:r>
     </w:p>
     <w:p>
+      <w:pPr>
+        <w:spacing w:after="120"/>
+      </w:pPr>
       <w:r>
         <w:rPr>
+          <w:rFonts w:ascii="Calibri" w:hAnsi="Calibri"/>
           <w:b w:val="0"/>
           <w:i w:val="0"/>
+          <w:sz w:val="22"/>
         </w:rPr>
-        <w:t>Exact counting makes the system auditable and the UI honest about its search space.</w:t>
+        <w:t>This report has computed the exact search space for a 12-symptom triage engine under three selection policies:</w:t>
+      </w:r>
+    </w:p>
+    <w:p>
+      <w:pPr>
+        <w:pStyle w:val="ListBullet"/>
+        <w:spacing w:after="60"/>
+      </w:pPr>
+      <w:r>
+        <w:t>C(12, 5) = 792 distinct 5-symptom panels (combinations)</w:t>
+      </w:r>
+    </w:p>
+    <w:p>
+      <w:pPr>
+        <w:pStyle w:val="ListBullet"/>
+        <w:spacing w:after="60"/>
+      </w:pPr>
+      <w:r>
+        <w:t>Σ_{i=5}^{12} C(12, i) = 3,302 subsets with 5 or more symptoms</w:t>
+      </w:r>
+    </w:p>
+    <w:p>
+      <w:pPr>
+        <w:pStyle w:val="ListBullet"/>
+        <w:spacing w:after="60"/>
+      </w:pPr>
+      <w:r>
+        <w:t>P(12, 5) = 95,040 ordered sequences of 5 symptoms</w:t>
+      </w:r>
+    </w:p>
+    <w:p>
+      <w:pPr>
+        <w:spacing w:after="120"/>
+      </w:pPr>
+      <w:r>
+        <w:rPr>
+          <w:rFonts w:ascii="Calibri" w:hAnsi="Calibri"/>
+          <w:b w:val="0"/>
+          <w:i w:val="0"/>
+          <w:sz w:val="22"/>
+        </w:rPr>
+      </w:r>
+    </w:p>
+    <w:p>
+      <w:pPr>
+        <w:spacing w:after="120"/>
+      </w:pPr>
+      <w:r>
+        <w:rPr>
+          <w:rFonts w:ascii="Calibri" w:hAnsi="Calibri"/>
+          <w:b w:val="0"/>
+          <w:i w:val="0"/>
+          <w:sz w:val="22"/>
+        </w:rPr>
+        <w:t>The identity P(12,5) = C(12,5) × 5! = 792 × 120 = 95,040 was verified computationally, confirming the relationship between combinations and permutations.</w:t>
+      </w:r>
+    </w:p>
+    <w:p>
+      <w:pPr>
+        <w:spacing w:after="120"/>
+      </w:pPr>
+      <w:r>
+        <w:rPr>
+          <w:rFonts w:ascii="Calibri" w:hAnsi="Calibri"/>
+          <w:b w:val="0"/>
+          <w:i w:val="0"/>
+          <w:sz w:val="22"/>
+        </w:rPr>
+      </w:r>
+    </w:p>
+    <w:p>
+      <w:pPr>
+        <w:spacing w:after="120"/>
+      </w:pPr>
+      <w:r>
+        <w:rPr>
+          <w:rFonts w:ascii="Calibri" w:hAnsi="Calibri"/>
+          <w:b w:val="0"/>
+          <w:i w:val="0"/>
+          <w:sz w:val="22"/>
+        </w:rPr>
+        <w:t>These counts directly inform system design decisions: the 792 count makes exhaustive testing feasible, the 3,302 count bounds curation effort, and the 95,040 count warns against naive ranking UIs.</w:t>
+      </w:r>
+    </w:p>
+    <w:p>
+      <w:pPr>
+        <w:spacing w:after="120"/>
+      </w:pPr>
+      <w:r>
+        <w:rPr>
+          <w:rFonts w:ascii="Calibri" w:hAnsi="Calibri"/>
+          <w:b w:val="0"/>
+          <w:i w:val="0"/>
+          <w:sz w:val="22"/>
+        </w:rPr>
+      </w:r>
+    </w:p>
+    <w:p>
+      <w:pPr>
+        <w:spacing w:after="120"/>
+      </w:pPr>
+      <w:r>
+        <w:rPr>
+          <w:rFonts w:ascii="Calibri" w:hAnsi="Calibri"/>
+          <w:b w:val="0"/>
+          <w:i w:val="0"/>
+          <w:sz w:val="22"/>
+        </w:rPr>
+        <w:t>Exact counting — never approximation — keeps the system auditable and the UI honest about its search space. The live calculator computes all values in real-time, ensuring the published numbers always agree with the code.</w:t>
       </w:r>
     </w:p>
     <w:p>
@@ -589,36 +5314,70 @@
     </w:p>
     <w:p>
       <w:pPr>
-        <w:pStyle w:val="ListBullet"/>
+        <w:spacing w:after="60"/>
       </w:pPr>
       <w:r>
-        <w:t>Rosen, Chap. 6 — Counting.</w:t>
+        <w:t>1. Rosen, K.H. Discrete Mathematics and Its Applications, 8th Edition. McGraw-Hill, 2019. Chapter 6 (Counting), Section 6.5 (Binomial Coefficients).</w:t>
       </w:r>
     </w:p>
     <w:p>
       <w:pPr>
-        <w:pStyle w:val="ListBullet"/>
+        <w:spacing w:after="60"/>
       </w:pPr>
       <w:r>
-        <w:t>Vite + Vitest docs — exact integer arithmetic.</w:t>
+        <w:t>2. Graham, R.L., Knuth, D.E., Patashnik, O. Concrete Mathematics: A Foundation for Computer Science, 2nd Edition. Addison-Wesley, 1994.</w:t>
       </w:r>
     </w:p>
     <w:p>
       <w:pPr>
-        <w:shd w:fill="FFF2CC"/>
+        <w:spacing w:after="60"/>
+      </w:pPr>
+      <w:r>
+        <w:t>3. Knuth, D.E. The Art of Computer Programming, Volume 1: Fundamental Algorithms, 3rd Edition. Addison-Wesley, 1997.</w:t>
+      </w:r>
+    </w:p>
+    <w:p>
+      <w:pPr>
+        <w:spacing w:after="60"/>
+      </w:pPr>
+      <w:r>
+        <w:t>4. Pólya, G. How to Solve It: A New Aspect of Mathematical Method. Princeton University Press, 1945.</w:t>
+      </w:r>
+    </w:p>
+    <w:p>
+      <w:pPr>
+        <w:spacing w:after="60"/>
+      </w:pPr>
+      <w:r>
+        <w:t>5. Vite.js Documentation — Build Tool for Modern Web Development. https://vitejs.dev/</w:t>
+      </w:r>
+    </w:p>
+    <w:p>
+      <w:pPr>
+        <w:spacing w:after="60"/>
+      </w:pPr>
+      <w:r>
+        <w:t>6. Vitest Documentation — Vite-Powered Unit Test Framework. https://vitest.dev/</w:t>
+      </w:r>
+    </w:p>
+    <w:p>
+      <w:pPr>
+        <w:spacing w:before="360"/>
+        <w:shd w:fill="E8EEF7"/>
         <w:jc w:val="center"/>
       </w:pPr>
       <w:r>
         <w:rPr>
           <w:i/>
-          <w:sz w:val="16"/>
+          <w:color w:val="3C3C3C"/>
+          <w:sz w:val="18"/>
         </w:rPr>
-        <w:t>All counts and proofs in this report are computationally verified (see live site https://ai-medical-diagnosis-site.vercel.app).</w:t>
+        <w:t>All mathematical computations, proofs, and counts in this report are computationally verified and can be interactively tested at https://ai-medical-diagnosis-site.vercel.app</w:t>
       </w:r>
     </w:p>
     <w:sectPr>
       <w:pgSz w:w="12240" w:h="15840"/>
-      <w:pgMar w:top="864" w:right="1008" w:bottom="864" w:left="1008" w:header="720" w:footer="720" w:gutter="0"/>
+      <w:pgMar w:top="1152" w:right="1296" w:bottom="1152" w:left="1296" w:header="720" w:footer="720" w:gutter="0"/>
       <w:cols w:space="720"/>
       <w:docGrid w:linePitch="360"/>
     </w:sectPr>
@@ -990,7 +5749,7 @@
     <w:qFormat/>
     <w:rsid w:val="00FC693F"/>
     <w:pPr>
-      <w:spacing w:after="120" w:line="252" w:lineRule="auto"/>
+      <w:spacing w:after="120" w:line="276" w:lineRule="auto"/>
     </w:pPr>
     <w:rPr>
       <w:rFonts w:ascii="Calibri" w:hAnsi="Calibri"/>
